--- a/docs/VTAE_Roadmap.docx
+++ b/docs/VTAE_Roadmap.docx
@@ -4372,7 +4372,7 @@
               <w:pStyle w:val="Compact"/>
             </w:pPr>
             <w:r>
-              <w:t xml:space="preserve">vtae mapear, teclar e abrir sem execução em tela real</w:t>
+              <w:t xml:space="preserve">teclar e abrir sem execução em tela real (mapear, clicar, esperar e preencher validados em 25/09)</w:t>
             </w:r>
           </w:p>
         </w:tc>
@@ -4999,6 +4999,34 @@
             </w:pPr>
             <w:r>
               <w:t>Divergências mecânicas entre os documentos corrigidas: estado da Fase 2 e item 2.6 no Projeto alinhados ao Roadmap, próximos passos do Projeto §12 atualizados, versão do framework corrigida para v0.5.49, referência cruzada do Manual Técnico §7 corrigida para Projeto §6. Decisão 25: vocabulário alvo de tipos fechado (texto, data, selecao, acao, resultado; Estado fora). Tabela da Fase 4 do Projeto corrigida e tabela única de tipos (hoje × alvo) criada no Manual de Criação §4.1. Decisão 26: Helio não conseguiu criar um teste seguindo o manual — faltavam verbos genéricos, um comando para rodar qualquer roteiro e uma ferramenta de mapeamento. Entraram abrir, esperar, clicar e teclar; salvar por botão ou tecla; campo sigiloso; {dado:x}; vtae executar (--vezes 3 é o gate) e vtae mapear. Manual de Criação v3 com a aula do zero ao gate. 181 testes unitários passando; vtae mapear, teclar e abrir ainda não rodados em tela real.</w:t>
+            </w:r>
+          </w:p>
+        </w:tc>
+      </w:tr>
+      <w:tr>
+        <w:tc>
+          <w:tcPr>
+            <w:tcW w:w="0" w:type="auto"/>
+          </w:tcPr>
+          <w:p>
+            <w:pPr>
+              <w:pStyle w:val="Compact"/>
+            </w:pPr>
+            <w:r>
+              <w:t xml:space="preserve">25/09/2026</w:t>
+            </w:r>
+          </w:p>
+        </w:tc>
+        <w:tc>
+          <w:tcPr>
+            <w:tcW w:w="0" w:type="auto"/>
+          </w:tcPr>
+          <w:p>
+            <w:pPr>
+              <w:pStyle w:val="Compact"/>
+            </w:pPr>
+            <w:r>
+              <w:t xml:space="preserve">Primeiro teste criado por Helio sem ajuda, num sistema real (login do SI3, pasta si3_testes), seguindo o §0 do Manual de Criação: mapeou com vtae mapear, escreveu o roteiro e fechou o gate com vtae executar --vezes 3 (3/3). O uso real revelou e corrigiu: falta do hífen nos passos engolia passos em silêncio (agora erro claro); erro de escrita gerava relatório "PASSOU 0/0" (removido); vtae mapear pegava o título da janela errada e aceitava retângulo da tela inteira (corrigidos); região de leitura com o rótulo junto; prova que não era exclusiva da tela depois da ação. Manual de Criação v3.1 com essas lições. Pendente no teste: btn_sair clicado por coordenada (DEGRADACAO) — remapear e repetir o gate.</w:t>
             </w:r>
           </w:p>
         </w:tc>

--- a/docs/VTAE_Roadmap.docx
+++ b/docs/VTAE_Roadmap.docx
@@ -646,7 +646,7 @@
         <w:t>Atualizado:</w:t>
       </w:r>
       <w:r>
-        <w:t xml:space="preserve"> 24/09/2026 </w:t>
+        <w:t xml:space="preserve"> 25/09/2026 </w:t>
       </w:r>
       <w:r>
         <w:rPr>
@@ -779,7 +779,7 @@
         <w:pStyle w:val="FirstParagraph"/>
       </w:pPr>
       <w:r>
-        <w:t>Helio segue o §0 do Manual de Criação num sistema real (SI3, SisLab ou outro) e cria sozinho o primeiro teste até o gate de 3 execuções. Cada travamento vira correção no manual ou no framework.</w:t>
+        <w:t>Primeiro teste (login do SI3) fechado em 25/09 com gate 3/3 limpo; desde 25/09 o gate recusa fechar com degradação. Agora Helio cria sozinho o segundo teste — tela de cadastro (§0.9: preencher, salvar, ler_resultado) — até o gate de 3 execuções. Cada travamento vira correção no manual ou no framework.</w:t>
       </w:r>
     </w:p>
     <w:p>
@@ -1516,7 +1516,7 @@
               <w:pStyle w:val="Compact"/>
             </w:pPr>
             <w:r>
-              <w:t xml:space="preserve">◐ 24/09 — abrir, esperar, clicar e teclar viraram verbos (decisão 26)</w:t>
+              <w:t xml:space="preserve">◐ 24/09 — abrir, esperar, clicar e teclar viraram verbos (decisão 26); 25/09 — clicar_duas_vezes promovido pelo critério de 3 telas (menu e item médico nas duas admissões)</w:t>
             </w:r>
           </w:p>
         </w:tc>
@@ -1858,7 +1858,7 @@
               <w:pStyle w:val="Compact"/>
             </w:pPr>
             <w:r>
-              <w:t>☐</w:t>
+              <w:t>☐ evidência 25/09: tela_principal repetido entre login e cadastro</w:t>
             </w:r>
           </w:p>
         </w:tc>
@@ -4480,6 +4480,114 @@
               <w:pStyle w:val="Compact"/>
             </w:pPr>
             <w:r>
+              <w:t>Avisos do motor fora do report.html (estão no log e no JSON)</w:t>
+            </w:r>
+          </w:p>
+        </w:tc>
+        <w:tc>
+          <w:tcPr>
+            <w:tcW w:w="0" w:type="auto"/>
+          </w:tcPr>
+          <w:p>
+            <w:pPr>
+              <w:pStyle w:val="Compact"/>
+            </w:pPr>
+            <w:r>
+              <w:t>Correção da degradação, 25/09</w:t>
+            </w:r>
+          </w:p>
+        </w:tc>
+        <w:tc>
+          <w:tcPr>
+            <w:tcW w:w="0" w:type="auto"/>
+          </w:tcPr>
+          <w:p>
+            <w:pPr>
+              <w:pStyle w:val="Compact"/>
+            </w:pPr>
+            <w:r>
+              <w:t>Quem lê só o HTML não vê degradação nem campo não verificado</w:t>
+            </w:r>
+          </w:p>
+        </w:tc>
+        <w:tc>
+          <w:tcPr>
+            <w:tcW w:w="0" w:type="auto"/>
+          </w:tcPr>
+          <w:p>
+            <w:pPr>
+              <w:pStyle w:val="Compact"/>
+            </w:pPr>
+            <w:r>
+              <w:t>Teste de cadastro</w:t>
+            </w:r>
+          </w:p>
+        </w:tc>
+      </w:tr>
+      <w:tr>
+        <w:tc>
+          <w:tcPr>
+            <w:tcW w:w="0" w:type="auto"/>
+          </w:tcPr>
+          <w:p>
+            <w:pPr>
+              <w:pStyle w:val="Compact"/>
+            </w:pPr>
+            <w:r>
+              <w:t>Tolerância do OCR não registrada no log (leu HELIO.PAULIED, aceitou helio.paulier)</w:t>
+            </w:r>
+          </w:p>
+        </w:tc>
+        <w:tc>
+          <w:tcPr>
+            <w:tcW w:w="0" w:type="auto"/>
+          </w:tcPr>
+          <w:p>
+            <w:pPr>
+              <w:pStyle w:val="Compact"/>
+            </w:pPr>
+            <w:r>
+              <w:t>Uso real 25/09</w:t>
+            </w:r>
+          </w:p>
+        </w:tc>
+        <w:tc>
+          <w:tcPr>
+            <w:tcW w:w="0" w:type="auto"/>
+          </w:tcPr>
+          <w:p>
+            <w:pPr>
+              <w:pStyle w:val="Compact"/>
+            </w:pPr>
+            <w:r>
+              <w:t>Pode aceitar valor errado em campo gerado</w:t>
+            </w:r>
+          </w:p>
+        </w:tc>
+        <w:tc>
+          <w:tcPr>
+            <w:tcW w:w="0" w:type="auto"/>
+          </w:tcPr>
+          <w:p>
+            <w:pPr>
+              <w:pStyle w:val="Compact"/>
+            </w:pPr>
+            <w:r>
+              <w:t>Teste de cadastro</w:t>
+            </w:r>
+          </w:p>
+        </w:tc>
+      </w:tr>
+      <w:tr>
+        <w:tc>
+          <w:tcPr>
+            <w:tcW w:w="0" w:type="auto"/>
+          </w:tcPr>
+          <w:p>
+            <w:pPr>
+              <w:pStyle w:val="Compact"/>
+            </w:pPr>
+            <w:r>
               <w:t>Acervo de testes históricos no repositório</w:t>
             </w:r>
           </w:p>
@@ -5026,7 +5134,7 @@
               <w:pStyle w:val="Compact"/>
             </w:pPr>
             <w:r>
-              <w:t xml:space="preserve">Primeiro teste criado por Helio sem ajuda, num sistema real (login do SI3, pasta si3_testes), seguindo o §0 do Manual de Criação: mapeou com vtae mapear, escreveu o roteiro e fechou o gate com vtae executar --vezes 3 (3/3). O uso real revelou e corrigiu: falta do hífen nos passos engolia passos em silêncio (agora erro claro); erro de escrita gerava relatório "PASSOU 0/0" (removido); vtae mapear pegava o título da janela errada e aceitava retângulo da tela inteira (corrigidos); região de leitura com o rótulo junto; prova que não era exclusiva da tela depois da ação. Manual de Criação v3.1 com essas lições. Pendente no teste: btn_sair clicado por coordenada (DEGRADACAO) — remapear e repetir o gate.</w:t>
+              <w:t xml:space="preserve">Primeiro teste criado por Helio sem ajuda, num sistema real (login do SI3, pasta si3_testes), seguindo o §0 do Manual de Criação: mapeou com vtae mapear, escreveu o roteiro e fechou o gate com vtae executar --vezes 3 (3/3). O uso real revelou e corrigiu: falta do hífen nos passos engolia passos em silêncio (agora erro claro); erro de escrita gerava relatório "PASSOU 0/0" (removido); vtae mapear pegava o título da janela errada e aceitava retângulo da tela inteira (corrigidos); região de leitura com o rótulo junto; prova que não era exclusiva da tela depois da ação. Manual de Criação v3.1 com essas lições. Pendência do btn_sair resolvida no mesmo dia: o template no objects/ apontava para btn_conectar.png (o recorte certo já existia). Gate refeito às 12:29 — 3/3, btn_sair por template (≈1,2 s por clique, antes ≈5 s). Revelado: o aviso de degradação só ia para o terminal (print em acoes.py), fora do execution.log, do JSON e do relatório — o gate das 11:45 passou degradado sem registro. Teste de login fechado. Corrigida a degradação invisível: o aviso agora vai para o execution.log e o execution.json, e o gate recusa fechar com degradação. Provado nos dois sentidos às 13:20–13:23 — template trocado de propósito: GATE NAO FECHADO na execução 1; template certo: GATE FECHADO 3/3. 952 testes unitários passando (corrigido também o os.chdir que vazava entre testes do vtae executar). Manual de Criação v3.2. Início do segundo teste (cadastro): Helio não sabia onde pôr os objetos — o vtae mapear com o exemplo meu_sistema criou uma pasta separada do sistema, e o manual não dizia que os elementos do caminho até a tela (menu, busca, popup) vão no arquivo de objetos do roteiro. Manual de Criação v3.3: uma pasta por sistema, um arquivo por funcionalidade; §0.9 ganhou “Chegar até a tela”. Primeira evidência real para a herança de elementos comuns (3.1): tela_principal repetido entre login e cadastro. Ao copiar os blocos do login, o arquivo ficou sem tela:/objetos: e com recuo misto, e o vtae mapear quebrou com traceback do yaml. Corrigido: arquivo de objetos mal escrito agora para com a linha e o formato certo, tanto no vtae mapear quanto no vtae executar; §0.9 diz para onde copiar. Passo a passo do cadastro mínimo (PDF de Helio) mostrou o duplo clique no item do menu: clicar_duas_vezes virou o nono verbo do roteiro (Manual de Criação v3.4, §3.1), com 2 testes novos.</w:t>
             </w:r>
           </w:p>
         </w:tc>
@@ -5048,7 +5156,7 @@
           <w:i/>
           <w:iCs/>
         </w:rPr>
-        <w:t>VTAE · Roadmap · v2 · 24/09/2026</w:t>
+        <w:t>VTAE · Roadmap · v2 · 25/09/2026</w:t>
       </w:r>
       <w:bookmarkEnd w:id="0"/>
       <w:bookmarkEnd w:id="42"/>

--- a/docs/VTAE_Roadmap.docx
+++ b/docs/VTAE_Roadmap.docx
@@ -2,6 +2,8 @@
 <file path=word/document.xml><?xml version="1.0" encoding="utf-8"?>
 <w:document xmlns:wpc="http://schemas.microsoft.com/office/word/2010/wordprocessingCanvas" xmlns:mc="http://schemas.openxmlformats.org/markup-compatibility/2006" xmlns:o="urn:schemas-microsoft-com:office:office" xmlns:r="http://schemas.openxmlformats.org/officeDocument/2006/relationships" xmlns:m="http://schemas.openxmlformats.org/officeDocument/2006/math" xmlns:v="urn:schemas-microsoft-com:vml" xmlns:wp14="http://schemas.microsoft.com/office/word/2010/wordprocessingDrawing" xmlns:wp="http://schemas.openxmlformats.org/drawingml/2006/wordprocessingDrawing" xmlns:w10="urn:schemas-microsoft-com:office:word" xmlns:w="http://schemas.openxmlformats.org/wordprocessingml/2006/main" xmlns:w14="http://schemas.microsoft.com/office/word/2010/wordml" xmlns:wpg="http://schemas.microsoft.com/office/word/2010/wordprocessingGroup" xmlns:wpi="http://schemas.microsoft.com/office/word/2010/wordprocessingInk" xmlns:wne="http://schemas.microsoft.com/office/word/2006/wordml" xmlns:wps="http://schemas.microsoft.com/office/word/2010/wordprocessingShape" mc:Ignorable="w14 wp14">
   <w:body>
+    <w:bookmarkStart w:id="0" w:name="_GoBack" w:displacedByCustomXml="next"/>
+    <w:bookmarkEnd w:id="0" w:displacedByCustomXml="next"/>
     <w:sdt>
       <w:sdtPr>
         <w:rPr>
@@ -16,6 +18,7 @@
           <w:docPartUnique/>
         </w:docPartObj>
       </w:sdtPr>
+      <w:sdtEndPr/>
       <w:sdtContent>
         <w:p>
           <w:pPr>
@@ -37,7 +40,11 @@
           </w:pPr>
           <w:r>
             <w:fldChar w:fldCharType="begin"/>
+          </w:r>
+          <w:r>
             <w:instrText>TOC \o "1-2" \h \z \u</w:instrText>
+          </w:r>
+          <w:r>
             <w:fldChar w:fldCharType="separate"/>
           </w:r>
           <w:hyperlink w:anchor="_Toc241137390" w:history="1">
@@ -54,10 +61,46 @@
                 <w:webHidden/>
               </w:rPr>
               <w:tab/>
+            </w:r>
+            <w:r>
+              <w:rPr>
+                <w:noProof/>
+                <w:webHidden/>
+              </w:rPr>
               <w:fldChar w:fldCharType="begin"/>
+            </w:r>
+            <w:r>
+              <w:rPr>
+                <w:noProof/>
+                <w:webHidden/>
+              </w:rPr>
               <w:instrText xml:space="preserve"> PAGEREF _Toc241137390 \h </w:instrText>
+            </w:r>
+            <w:r>
+              <w:rPr>
+                <w:noProof/>
+                <w:webHidden/>
+              </w:rPr>
+            </w:r>
+            <w:r>
+              <w:rPr>
+                <w:noProof/>
+                <w:webHidden/>
+              </w:rPr>
               <w:fldChar w:fldCharType="separate"/>
+            </w:r>
+            <w:r>
+              <w:rPr>
+                <w:noProof/>
+                <w:webHidden/>
+              </w:rPr>
               <w:t>1</w:t>
+            </w:r>
+            <w:r>
+              <w:rPr>
+                <w:noProof/>
+                <w:webHidden/>
+              </w:rPr>
               <w:fldChar w:fldCharType="end"/>
             </w:r>
           </w:hyperlink>
@@ -86,10 +129,46 @@
                 <w:webHidden/>
               </w:rPr>
               <w:tab/>
+            </w:r>
+            <w:r>
+              <w:rPr>
+                <w:noProof/>
+                <w:webHidden/>
+              </w:rPr>
               <w:fldChar w:fldCharType="begin"/>
+            </w:r>
+            <w:r>
+              <w:rPr>
+                <w:noProof/>
+                <w:webHidden/>
+              </w:rPr>
               <w:instrText xml:space="preserve"> PAGEREF _Toc241137391 \h </w:instrText>
+            </w:r>
+            <w:r>
+              <w:rPr>
+                <w:noProof/>
+                <w:webHidden/>
+              </w:rPr>
+            </w:r>
+            <w:r>
+              <w:rPr>
+                <w:noProof/>
+                <w:webHidden/>
+              </w:rPr>
               <w:fldChar w:fldCharType="separate"/>
+            </w:r>
+            <w:r>
+              <w:rPr>
+                <w:noProof/>
+                <w:webHidden/>
+              </w:rPr>
               <w:t>1</w:t>
+            </w:r>
+            <w:r>
+              <w:rPr>
+                <w:noProof/>
+                <w:webHidden/>
+              </w:rPr>
               <w:fldChar w:fldCharType="end"/>
             </w:r>
           </w:hyperlink>
@@ -118,10 +197,46 @@
                 <w:webHidden/>
               </w:rPr>
               <w:tab/>
+            </w:r>
+            <w:r>
+              <w:rPr>
+                <w:noProof/>
+                <w:webHidden/>
+              </w:rPr>
               <w:fldChar w:fldCharType="begin"/>
+            </w:r>
+            <w:r>
+              <w:rPr>
+                <w:noProof/>
+                <w:webHidden/>
+              </w:rPr>
               <w:instrText xml:space="preserve"> PAGEREF _Toc241137392 \h </w:instrText>
+            </w:r>
+            <w:r>
+              <w:rPr>
+                <w:noProof/>
+                <w:webHidden/>
+              </w:rPr>
+            </w:r>
+            <w:r>
+              <w:rPr>
+                <w:noProof/>
+                <w:webHidden/>
+              </w:rPr>
               <w:fldChar w:fldCharType="separate"/>
+            </w:r>
+            <w:r>
+              <w:rPr>
+                <w:noProof/>
+                <w:webHidden/>
+              </w:rPr>
               <w:t>2</w:t>
+            </w:r>
+            <w:r>
+              <w:rPr>
+                <w:noProof/>
+                <w:webHidden/>
+              </w:rPr>
               <w:fldChar w:fldCharType="end"/>
             </w:r>
           </w:hyperlink>
@@ -150,10 +265,46 @@
                 <w:webHidden/>
               </w:rPr>
               <w:tab/>
+            </w:r>
+            <w:r>
+              <w:rPr>
+                <w:noProof/>
+                <w:webHidden/>
+              </w:rPr>
               <w:fldChar w:fldCharType="begin"/>
+            </w:r>
+            <w:r>
+              <w:rPr>
+                <w:noProof/>
+                <w:webHidden/>
+              </w:rPr>
               <w:instrText xml:space="preserve"> PAGEREF _Toc241137393 \h </w:instrText>
+            </w:r>
+            <w:r>
+              <w:rPr>
+                <w:noProof/>
+                <w:webHidden/>
+              </w:rPr>
+            </w:r>
+            <w:r>
+              <w:rPr>
+                <w:noProof/>
+                <w:webHidden/>
+              </w:rPr>
               <w:fldChar w:fldCharType="separate"/>
+            </w:r>
+            <w:r>
+              <w:rPr>
+                <w:noProof/>
+                <w:webHidden/>
+              </w:rPr>
               <w:t>2</w:t>
+            </w:r>
+            <w:r>
+              <w:rPr>
+                <w:noProof/>
+                <w:webHidden/>
+              </w:rPr>
               <w:fldChar w:fldCharType="end"/>
             </w:r>
           </w:hyperlink>
@@ -182,10 +333,46 @@
                 <w:webHidden/>
               </w:rPr>
               <w:tab/>
+            </w:r>
+            <w:r>
+              <w:rPr>
+                <w:noProof/>
+                <w:webHidden/>
+              </w:rPr>
               <w:fldChar w:fldCharType="begin"/>
+            </w:r>
+            <w:r>
+              <w:rPr>
+                <w:noProof/>
+                <w:webHidden/>
+              </w:rPr>
               <w:instrText xml:space="preserve"> PAGEREF _Toc241137394 \h </w:instrText>
+            </w:r>
+            <w:r>
+              <w:rPr>
+                <w:noProof/>
+                <w:webHidden/>
+              </w:rPr>
+            </w:r>
+            <w:r>
+              <w:rPr>
+                <w:noProof/>
+                <w:webHidden/>
+              </w:rPr>
               <w:fldChar w:fldCharType="separate"/>
+            </w:r>
+            <w:r>
+              <w:rPr>
+                <w:noProof/>
+                <w:webHidden/>
+              </w:rPr>
               <w:t>2</w:t>
+            </w:r>
+            <w:r>
+              <w:rPr>
+                <w:noProof/>
+                <w:webHidden/>
+              </w:rPr>
               <w:fldChar w:fldCharType="end"/>
             </w:r>
           </w:hyperlink>
@@ -214,10 +401,46 @@
                 <w:webHidden/>
               </w:rPr>
               <w:tab/>
+            </w:r>
+            <w:r>
+              <w:rPr>
+                <w:noProof/>
+                <w:webHidden/>
+              </w:rPr>
               <w:fldChar w:fldCharType="begin"/>
+            </w:r>
+            <w:r>
+              <w:rPr>
+                <w:noProof/>
+                <w:webHidden/>
+              </w:rPr>
               <w:instrText xml:space="preserve"> PAGEREF _Toc241137395 \h </w:instrText>
+            </w:r>
+            <w:r>
+              <w:rPr>
+                <w:noProof/>
+                <w:webHidden/>
+              </w:rPr>
+            </w:r>
+            <w:r>
+              <w:rPr>
+                <w:noProof/>
+                <w:webHidden/>
+              </w:rPr>
               <w:fldChar w:fldCharType="separate"/>
+            </w:r>
+            <w:r>
+              <w:rPr>
+                <w:noProof/>
+                <w:webHidden/>
+              </w:rPr>
               <w:t>3</w:t>
+            </w:r>
+            <w:r>
+              <w:rPr>
+                <w:noProof/>
+                <w:webHidden/>
+              </w:rPr>
               <w:fldChar w:fldCharType="end"/>
             </w:r>
           </w:hyperlink>
@@ -246,10 +469,46 @@
                 <w:webHidden/>
               </w:rPr>
               <w:tab/>
+            </w:r>
+            <w:r>
+              <w:rPr>
+                <w:noProof/>
+                <w:webHidden/>
+              </w:rPr>
               <w:fldChar w:fldCharType="begin"/>
+            </w:r>
+            <w:r>
+              <w:rPr>
+                <w:noProof/>
+                <w:webHidden/>
+              </w:rPr>
               <w:instrText xml:space="preserve"> PAGEREF _Toc241137396 \h </w:instrText>
+            </w:r>
+            <w:r>
+              <w:rPr>
+                <w:noProof/>
+                <w:webHidden/>
+              </w:rPr>
+            </w:r>
+            <w:r>
+              <w:rPr>
+                <w:noProof/>
+                <w:webHidden/>
+              </w:rPr>
               <w:fldChar w:fldCharType="separate"/>
+            </w:r>
+            <w:r>
+              <w:rPr>
+                <w:noProof/>
+                <w:webHidden/>
+              </w:rPr>
               <w:t>3</w:t>
+            </w:r>
+            <w:r>
+              <w:rPr>
+                <w:noProof/>
+                <w:webHidden/>
+              </w:rPr>
               <w:fldChar w:fldCharType="end"/>
             </w:r>
           </w:hyperlink>
@@ -278,10 +537,46 @@
                 <w:webHidden/>
               </w:rPr>
               <w:tab/>
+            </w:r>
+            <w:r>
+              <w:rPr>
+                <w:noProof/>
+                <w:webHidden/>
+              </w:rPr>
               <w:fldChar w:fldCharType="begin"/>
+            </w:r>
+            <w:r>
+              <w:rPr>
+                <w:noProof/>
+                <w:webHidden/>
+              </w:rPr>
               <w:instrText xml:space="preserve"> PAGEREF _Toc241137397 \h </w:instrText>
+            </w:r>
+            <w:r>
+              <w:rPr>
+                <w:noProof/>
+                <w:webHidden/>
+              </w:rPr>
+            </w:r>
+            <w:r>
+              <w:rPr>
+                <w:noProof/>
+                <w:webHidden/>
+              </w:rPr>
               <w:fldChar w:fldCharType="separate"/>
+            </w:r>
+            <w:r>
+              <w:rPr>
+                <w:noProof/>
+                <w:webHidden/>
+              </w:rPr>
               <w:t>4</w:t>
+            </w:r>
+            <w:r>
+              <w:rPr>
+                <w:noProof/>
+                <w:webHidden/>
+              </w:rPr>
               <w:fldChar w:fldCharType="end"/>
             </w:r>
           </w:hyperlink>
@@ -310,10 +605,46 @@
                 <w:webHidden/>
               </w:rPr>
               <w:tab/>
+            </w:r>
+            <w:r>
+              <w:rPr>
+                <w:noProof/>
+                <w:webHidden/>
+              </w:rPr>
               <w:fldChar w:fldCharType="begin"/>
+            </w:r>
+            <w:r>
+              <w:rPr>
+                <w:noProof/>
+                <w:webHidden/>
+              </w:rPr>
               <w:instrText xml:space="preserve"> PAGEREF _Toc241137398 \h </w:instrText>
+            </w:r>
+            <w:r>
+              <w:rPr>
+                <w:noProof/>
+                <w:webHidden/>
+              </w:rPr>
+            </w:r>
+            <w:r>
+              <w:rPr>
+                <w:noProof/>
+                <w:webHidden/>
+              </w:rPr>
               <w:fldChar w:fldCharType="separate"/>
+            </w:r>
+            <w:r>
+              <w:rPr>
+                <w:noProof/>
+                <w:webHidden/>
+              </w:rPr>
               <w:t>4</w:t>
+            </w:r>
+            <w:r>
+              <w:rPr>
+                <w:noProof/>
+                <w:webHidden/>
+              </w:rPr>
               <w:fldChar w:fldCharType="end"/>
             </w:r>
           </w:hyperlink>
@@ -342,10 +673,46 @@
                 <w:webHidden/>
               </w:rPr>
               <w:tab/>
+            </w:r>
+            <w:r>
+              <w:rPr>
+                <w:noProof/>
+                <w:webHidden/>
+              </w:rPr>
               <w:fldChar w:fldCharType="begin"/>
+            </w:r>
+            <w:r>
+              <w:rPr>
+                <w:noProof/>
+                <w:webHidden/>
+              </w:rPr>
               <w:instrText xml:space="preserve"> PAGEREF _Toc241137399 \h </w:instrText>
+            </w:r>
+            <w:r>
+              <w:rPr>
+                <w:noProof/>
+                <w:webHidden/>
+              </w:rPr>
+            </w:r>
+            <w:r>
+              <w:rPr>
+                <w:noProof/>
+                <w:webHidden/>
+              </w:rPr>
               <w:fldChar w:fldCharType="separate"/>
+            </w:r>
+            <w:r>
+              <w:rPr>
+                <w:noProof/>
+                <w:webHidden/>
+              </w:rPr>
               <w:t>4</w:t>
+            </w:r>
+            <w:r>
+              <w:rPr>
+                <w:noProof/>
+                <w:webHidden/>
+              </w:rPr>
               <w:fldChar w:fldCharType="end"/>
             </w:r>
           </w:hyperlink>
@@ -374,10 +741,46 @@
                 <w:webHidden/>
               </w:rPr>
               <w:tab/>
+            </w:r>
+            <w:r>
+              <w:rPr>
+                <w:noProof/>
+                <w:webHidden/>
+              </w:rPr>
               <w:fldChar w:fldCharType="begin"/>
+            </w:r>
+            <w:r>
+              <w:rPr>
+                <w:noProof/>
+                <w:webHidden/>
+              </w:rPr>
               <w:instrText xml:space="preserve"> PAGEREF _Toc241137400 \h </w:instrText>
+            </w:r>
+            <w:r>
+              <w:rPr>
+                <w:noProof/>
+                <w:webHidden/>
+              </w:rPr>
+            </w:r>
+            <w:r>
+              <w:rPr>
+                <w:noProof/>
+                <w:webHidden/>
+              </w:rPr>
               <w:fldChar w:fldCharType="separate"/>
+            </w:r>
+            <w:r>
+              <w:rPr>
+                <w:noProof/>
+                <w:webHidden/>
+              </w:rPr>
               <w:t>5</w:t>
+            </w:r>
+            <w:r>
+              <w:rPr>
+                <w:noProof/>
+                <w:webHidden/>
+              </w:rPr>
               <w:fldChar w:fldCharType="end"/>
             </w:r>
           </w:hyperlink>
@@ -406,10 +809,46 @@
                 <w:webHidden/>
               </w:rPr>
               <w:tab/>
+            </w:r>
+            <w:r>
+              <w:rPr>
+                <w:noProof/>
+                <w:webHidden/>
+              </w:rPr>
               <w:fldChar w:fldCharType="begin"/>
+            </w:r>
+            <w:r>
+              <w:rPr>
+                <w:noProof/>
+                <w:webHidden/>
+              </w:rPr>
               <w:instrText xml:space="preserve"> PAGEREF _Toc241137401 \h </w:instrText>
+            </w:r>
+            <w:r>
+              <w:rPr>
+                <w:noProof/>
+                <w:webHidden/>
+              </w:rPr>
+            </w:r>
+            <w:r>
+              <w:rPr>
+                <w:noProof/>
+                <w:webHidden/>
+              </w:rPr>
               <w:fldChar w:fldCharType="separate"/>
+            </w:r>
+            <w:r>
+              <w:rPr>
+                <w:noProof/>
+                <w:webHidden/>
+              </w:rPr>
               <w:t>5</w:t>
+            </w:r>
+            <w:r>
+              <w:rPr>
+                <w:noProof/>
+                <w:webHidden/>
+              </w:rPr>
               <w:fldChar w:fldCharType="end"/>
             </w:r>
           </w:hyperlink>
@@ -438,10 +877,46 @@
                 <w:webHidden/>
               </w:rPr>
               <w:tab/>
+            </w:r>
+            <w:r>
+              <w:rPr>
+                <w:noProof/>
+                <w:webHidden/>
+              </w:rPr>
               <w:fldChar w:fldCharType="begin"/>
+            </w:r>
+            <w:r>
+              <w:rPr>
+                <w:noProof/>
+                <w:webHidden/>
+              </w:rPr>
               <w:instrText xml:space="preserve"> PAGEREF _Toc241137402 \h </w:instrText>
+            </w:r>
+            <w:r>
+              <w:rPr>
+                <w:noProof/>
+                <w:webHidden/>
+              </w:rPr>
+            </w:r>
+            <w:r>
+              <w:rPr>
+                <w:noProof/>
+                <w:webHidden/>
+              </w:rPr>
               <w:fldChar w:fldCharType="separate"/>
+            </w:r>
+            <w:r>
+              <w:rPr>
+                <w:noProof/>
+                <w:webHidden/>
+              </w:rPr>
               <w:t>6</w:t>
+            </w:r>
+            <w:r>
+              <w:rPr>
+                <w:noProof/>
+                <w:webHidden/>
+              </w:rPr>
               <w:fldChar w:fldCharType="end"/>
             </w:r>
           </w:hyperlink>
@@ -470,10 +945,46 @@
                 <w:webHidden/>
               </w:rPr>
               <w:tab/>
+            </w:r>
+            <w:r>
+              <w:rPr>
+                <w:noProof/>
+                <w:webHidden/>
+              </w:rPr>
               <w:fldChar w:fldCharType="begin"/>
+            </w:r>
+            <w:r>
+              <w:rPr>
+                <w:noProof/>
+                <w:webHidden/>
+              </w:rPr>
               <w:instrText xml:space="preserve"> PAGEREF _Toc241137403 \h </w:instrText>
+            </w:r>
+            <w:r>
+              <w:rPr>
+                <w:noProof/>
+                <w:webHidden/>
+              </w:rPr>
+            </w:r>
+            <w:r>
+              <w:rPr>
+                <w:noProof/>
+                <w:webHidden/>
+              </w:rPr>
               <w:fldChar w:fldCharType="separate"/>
+            </w:r>
+            <w:r>
+              <w:rPr>
+                <w:noProof/>
+                <w:webHidden/>
+              </w:rPr>
               <w:t>6</w:t>
+            </w:r>
+            <w:r>
+              <w:rPr>
+                <w:noProof/>
+                <w:webHidden/>
+              </w:rPr>
               <w:fldChar w:fldCharType="end"/>
             </w:r>
           </w:hyperlink>
@@ -502,10 +1013,46 @@
                 <w:webHidden/>
               </w:rPr>
               <w:tab/>
+            </w:r>
+            <w:r>
+              <w:rPr>
+                <w:noProof/>
+                <w:webHidden/>
+              </w:rPr>
               <w:fldChar w:fldCharType="begin"/>
+            </w:r>
+            <w:r>
+              <w:rPr>
+                <w:noProof/>
+                <w:webHidden/>
+              </w:rPr>
               <w:instrText xml:space="preserve"> PAGEREF _Toc241137404 \h </w:instrText>
+            </w:r>
+            <w:r>
+              <w:rPr>
+                <w:noProof/>
+                <w:webHidden/>
+              </w:rPr>
+            </w:r>
+            <w:r>
+              <w:rPr>
+                <w:noProof/>
+                <w:webHidden/>
+              </w:rPr>
               <w:fldChar w:fldCharType="separate"/>
+            </w:r>
+            <w:r>
+              <w:rPr>
+                <w:noProof/>
+                <w:webHidden/>
+              </w:rPr>
               <w:t>6</w:t>
+            </w:r>
+            <w:r>
+              <w:rPr>
+                <w:noProof/>
+                <w:webHidden/>
+              </w:rPr>
               <w:fldChar w:fldCharType="end"/>
             </w:r>
           </w:hyperlink>
@@ -534,10 +1081,46 @@
                 <w:webHidden/>
               </w:rPr>
               <w:tab/>
+            </w:r>
+            <w:r>
+              <w:rPr>
+                <w:noProof/>
+                <w:webHidden/>
+              </w:rPr>
               <w:fldChar w:fldCharType="begin"/>
+            </w:r>
+            <w:r>
+              <w:rPr>
+                <w:noProof/>
+                <w:webHidden/>
+              </w:rPr>
               <w:instrText xml:space="preserve"> PAGEREF _Toc241137405 \h </w:instrText>
+            </w:r>
+            <w:r>
+              <w:rPr>
+                <w:noProof/>
+                <w:webHidden/>
+              </w:rPr>
+            </w:r>
+            <w:r>
+              <w:rPr>
+                <w:noProof/>
+                <w:webHidden/>
+              </w:rPr>
               <w:fldChar w:fldCharType="separate"/>
+            </w:r>
+            <w:r>
+              <w:rPr>
+                <w:noProof/>
+                <w:webHidden/>
+              </w:rPr>
               <w:t>6</w:t>
+            </w:r>
+            <w:r>
+              <w:rPr>
+                <w:noProof/>
+                <w:webHidden/>
+              </w:rPr>
               <w:fldChar w:fldCharType="end"/>
             </w:r>
           </w:hyperlink>
@@ -566,10 +1149,46 @@
                 <w:webHidden/>
               </w:rPr>
               <w:tab/>
+            </w:r>
+            <w:r>
+              <w:rPr>
+                <w:noProof/>
+                <w:webHidden/>
+              </w:rPr>
               <w:fldChar w:fldCharType="begin"/>
+            </w:r>
+            <w:r>
+              <w:rPr>
+                <w:noProof/>
+                <w:webHidden/>
+              </w:rPr>
               <w:instrText xml:space="preserve"> PAGEREF _Toc241137406 \h </w:instrText>
+            </w:r>
+            <w:r>
+              <w:rPr>
+                <w:noProof/>
+                <w:webHidden/>
+              </w:rPr>
+            </w:r>
+            <w:r>
+              <w:rPr>
+                <w:noProof/>
+                <w:webHidden/>
+              </w:rPr>
               <w:fldChar w:fldCharType="separate"/>
+            </w:r>
+            <w:r>
+              <w:rPr>
+                <w:noProof/>
+                <w:webHidden/>
+              </w:rPr>
               <w:t>6</w:t>
+            </w:r>
+            <w:r>
+              <w:rPr>
+                <w:noProof/>
+                <w:webHidden/>
+              </w:rPr>
               <w:fldChar w:fldCharType="end"/>
             </w:r>
           </w:hyperlink>
@@ -598,10 +1217,46 @@
                 <w:webHidden/>
               </w:rPr>
               <w:tab/>
+            </w:r>
+            <w:r>
+              <w:rPr>
+                <w:noProof/>
+                <w:webHidden/>
+              </w:rPr>
               <w:fldChar w:fldCharType="begin"/>
+            </w:r>
+            <w:r>
+              <w:rPr>
+                <w:noProof/>
+                <w:webHidden/>
+              </w:rPr>
               <w:instrText xml:space="preserve"> PAGEREF _Toc241137407 \h </w:instrText>
+            </w:r>
+            <w:r>
+              <w:rPr>
+                <w:noProof/>
+                <w:webHidden/>
+              </w:rPr>
+            </w:r>
+            <w:r>
+              <w:rPr>
+                <w:noProof/>
+                <w:webHidden/>
+              </w:rPr>
               <w:fldChar w:fldCharType="separate"/>
+            </w:r>
+            <w:r>
+              <w:rPr>
+                <w:noProof/>
+                <w:webHidden/>
+              </w:rPr>
               <w:t>7</w:t>
+            </w:r>
+            <w:r>
+              <w:rPr>
+                <w:noProof/>
+                <w:webHidden/>
+              </w:rPr>
               <w:fldChar w:fldCharType="end"/>
             </w:r>
           </w:hyperlink>
@@ -617,8 +1272,8 @@
       <w:pPr>
         <w:pStyle w:val="Ttulo1"/>
       </w:pPr>
-      <w:bookmarkStart w:id="0" w:name="vtae-roadmap"/>
       <w:bookmarkStart w:id="1" w:name="_Toc241137390"/>
+      <w:bookmarkStart w:id="2" w:name="vtae-roadmap"/>
       <w:r>
         <w:t>VTAE — Roadmap</w:t>
       </w:r>
@@ -646,7 +1301,7 @@
         <w:t>Atualizado:</w:t>
       </w:r>
       <w:r>
-        <w:t xml:space="preserve"> 25/09/2026 </w:t>
+        <w:t xml:space="preserve"> 23/10/2026 </w:t>
       </w:r>
       <w:r>
         <w:rPr>
@@ -706,8 +1361,8 @@
       <w:pPr>
         <w:pStyle w:val="Ttulo2"/>
       </w:pPr>
-      <w:bookmarkStart w:id="2" w:name="onde-estamos"/>
       <w:bookmarkStart w:id="3" w:name="_Toc241137391"/>
+      <w:bookmarkStart w:id="4" w:name="onde-estamos"/>
       <w:r>
         <w:t>Onde estamos</w:t>
       </w:r>
@@ -766,9 +1421,9 @@
       <w:pPr>
         <w:pStyle w:val="Ttulo2"/>
       </w:pPr>
-      <w:bookmarkStart w:id="4" w:name="próximo-passo"/>
       <w:bookmarkStart w:id="5" w:name="_Toc241137392"/>
-      <w:bookmarkEnd w:id="2"/>
+      <w:bookmarkStart w:id="6" w:name="próximo-passo"/>
+      <w:bookmarkEnd w:id="4"/>
       <w:r>
         <w:t>Próximo passo</w:t>
       </w:r>
@@ -779,7 +1434,7 @@
         <w:pStyle w:val="FirstParagraph"/>
       </w:pPr>
       <w:r>
-        <w:t>Primeiro teste (login do SI3) fechado em 25/09 com gate 3/3 limpo; desde 25/09 o gate recusa fechar com degradação. Agora Helio cria sozinho o segundo teste — tela de cadastro (§0.9: preencher, salvar, ler_resultado) — até o gate de 3 execuções. Cada travamento vira correção no manual ou no framework.</w:t>
+        <w:t>Login do sistema de prova migrou para APEX e foi refeito do zero por Helio: gate 3/3 fechado em 23/10. Os testes antigos foram apagados para recomeçar do zero no formato novo. Agora Helio cria sozinho o teste de cadastro, remapeado do zero (§0.9: preencher, salvar, ler_resultado), até o gate de 3 execuções. Cada travamento vira correção no manual ou no framework.</w:t>
       </w:r>
     </w:p>
     <w:p>
@@ -793,9 +1448,9 @@
       <w:pPr>
         <w:pStyle w:val="Ttulo2"/>
       </w:pPr>
-      <w:bookmarkStart w:id="6" w:name="convenções"/>
       <w:bookmarkStart w:id="7" w:name="_Toc241137393"/>
-      <w:bookmarkEnd w:id="4"/>
+      <w:bookmarkStart w:id="8" w:name="convenções"/>
+      <w:bookmarkEnd w:id="6"/>
       <w:r>
         <w:t>Convenções</w:t>
       </w:r>
@@ -810,7 +1465,7 @@
         </w:numPr>
       </w:pPr>
       <w:r>
-        <w:t xml:space="preserve">☑  concluído · ☐ pendente · ⏳ bloqueado por decisão</w:t>
+        <w:t>☑  concluído · ☐ pendente · ⏳ bloqueado por decisão</w:t>
       </w:r>
     </w:p>
     <w:p>
@@ -865,9 +1520,9 @@
       <w:pPr>
         <w:pStyle w:val="Ttulo2"/>
       </w:pPr>
-      <w:bookmarkStart w:id="8" w:name="fase-1-documentação-de-projeto"/>
       <w:bookmarkStart w:id="9" w:name="_Toc241137394"/>
-      <w:bookmarkEnd w:id="6"/>
+      <w:bookmarkStart w:id="10" w:name="fase-1-documentação-de-projeto"/>
+      <w:bookmarkEnd w:id="8"/>
       <w:r>
         <w:t>Fase 1 — Documentação de projeto</w:t>
       </w:r>
@@ -1300,7 +1955,11 @@
               <w:pStyle w:val="Compact"/>
             </w:pPr>
             <w:r>
-              <w:t>☑ 27/08/2026</w:t>
+              <w:t xml:space="preserve">☑ </w:t>
+            </w:r>
+            <w:r>
+              <w:lastRenderedPageBreak/>
+              <w:t>27/08/2026</w:t>
             </w:r>
           </w:p>
         </w:tc>
@@ -1315,12 +1974,11 @@
           <w:b/>
           <w:bCs/>
         </w:rPr>
+        <w:lastRenderedPageBreak/>
         <w:t>Gate — critério de parada:</w:t>
       </w:r>
       <w:r>
-        <w:t xml:space="preserve"> um leitor que não participou das conversas consegue, lendo apenas os quatro documentos, dizer o que o framework é, o que não é, qual o </w:t>
-        <w:lastRenderedPageBreak/>
-        <w:t>próximo passo e como saber se deu certo. Atingido isso, a fase fecha mesmo que haja parágrafos melhoráveis.</w:t>
+        <w:t xml:space="preserve"> um leitor que não participou das conversas consegue, lendo apenas os quatro documentos, dizer o que o framework é, o que não é, qual o próximo passo e como saber se deu certo. Atingido isso, a fase fecha mesmo que haja parágrafos melhoráveis.</w:t>
       </w:r>
     </w:p>
     <w:p>
@@ -1334,9 +1992,9 @@
       <w:pPr>
         <w:pStyle w:val="Ttulo2"/>
       </w:pPr>
-      <w:bookmarkStart w:id="10" w:name="X9d54c1b2113cc110a4933e43fdee364dc696d31"/>
       <w:bookmarkStart w:id="11" w:name="_Toc241137395"/>
-      <w:bookmarkEnd w:id="8"/>
+      <w:bookmarkStart w:id="12" w:name="X9d54c1b2113cc110a4933e43fdee364dc696d31"/>
+      <w:bookmarkEnd w:id="10"/>
       <w:r>
         <w:t>Fase 2 — Formato declarativo + integração contínua básica</w:t>
       </w:r>
@@ -1350,8 +2008,8 @@
       </w:tblPr>
       <w:tblGrid>
         <w:gridCol w:w="531"/>
-        <w:gridCol w:w="5049"/>
-        <w:gridCol w:w="3474"/>
+        <w:gridCol w:w="3291"/>
+        <w:gridCol w:w="5232"/>
       </w:tblGrid>
       <w:tr>
         <w:trPr>
@@ -1516,7 +2174,7 @@
               <w:pStyle w:val="Compact"/>
             </w:pPr>
             <w:r>
-              <w:t xml:space="preserve">◐ 24/09 — abrir, esperar, clicar e teclar viraram verbos (decisão 26); 25/09 — clicar_duas_vezes promovido pelo critério de 3 telas (menu e item médico nas duas admissões)</w:t>
+              <w:t>◐ 24/09 — abrir, esperar, clicar e teclar viraram verbos (decisão 26); 25/09 — clicar_duas_vezes promovido pelo critério de 3 telas (menu e item médico nas duas admissões)</w:t>
             </w:r>
           </w:p>
         </w:tc>
@@ -1639,12 +2297,7 @@
               <w:pStyle w:val="Compact"/>
             </w:pPr>
             <w:r>
-              <w:t xml:space="preserve">☑  </w:t>
-            </w:r>
-            <w:bookmarkStart w:id="12" w:name="_GoBack"/>
-            <w:bookmarkEnd w:id="12"/>
-            <w:r>
-              <w:t>18/08 no Manual de Criação §9 — validar na prática</w:t>
+              <w:t>☑  18/08 no Manual de Criação §9 — validar na prática</w:t>
             </w:r>
           </w:p>
         </w:tc>
@@ -1758,13 +2411,13 @@
       <w:pPr>
         <w:pStyle w:val="Ttulo2"/>
       </w:pPr>
-      <w:bookmarkStart w:id="13" w:name="fase-3-modelo-de-elemento"/>
-      <w:bookmarkStart w:id="14" w:name="_Toc241137396"/>
-      <w:bookmarkEnd w:id="10"/>
+      <w:bookmarkStart w:id="13" w:name="_Toc241137396"/>
+      <w:bookmarkStart w:id="14" w:name="fase-3-modelo-de-elemento"/>
+      <w:bookmarkEnd w:id="12"/>
       <w:r>
         <w:t>Fase 3 — Modelo de Elemento</w:t>
       </w:r>
-      <w:bookmarkEnd w:id="14"/>
+      <w:bookmarkEnd w:id="13"/>
     </w:p>
     <w:tbl>
       <w:tblPr>
@@ -1774,8 +2427,8 @@
       </w:tblPr>
       <w:tblGrid>
         <w:gridCol w:w="531"/>
-        <w:gridCol w:w="5576"/>
-        <w:gridCol w:w="917"/>
+        <w:gridCol w:w="3866"/>
+        <w:gridCol w:w="4657"/>
       </w:tblGrid>
       <w:tr>
         <w:trPr>
@@ -1858,7 +2511,11 @@
               <w:pStyle w:val="Compact"/>
             </w:pPr>
             <w:r>
-              <w:t>☐ evidência 25/09: tela_principal repetido entre login e cadastro</w:t>
+              <w:t xml:space="preserve">☐ evidência 25/09: tela_principal repetido </w:t>
+            </w:r>
+            <w:r>
+              <w:lastRenderedPageBreak/>
+              <w:t>entre login e cadastro</w:t>
             </w:r>
           </w:p>
         </w:tc>
@@ -1873,6 +2530,7 @@
               <w:pStyle w:val="Compact"/>
             </w:pPr>
             <w:r>
+              <w:lastRenderedPageBreak/>
               <w:t>3.2</w:t>
             </w:r>
           </w:p>
@@ -2095,14 +2753,13 @@
       <w:pPr>
         <w:pStyle w:val="Ttulo2"/>
       </w:pPr>
-      <w:bookmarkStart w:id="15" w:name="X326eb80ec4d76c66e9da1488e14ac6921f69714"/>
-      <w:bookmarkStart w:id="16" w:name="_Toc241137397"/>
-      <w:bookmarkEnd w:id="13"/>
-      <w:r>
-        <w:lastRenderedPageBreak/>
+      <w:bookmarkStart w:id="15" w:name="_Toc241137397"/>
+      <w:bookmarkStart w:id="16" w:name="X326eb80ec4d76c66e9da1488e14ac6921f69714"/>
+      <w:bookmarkEnd w:id="14"/>
+      <w:r>
         <w:t>Fase 4 — Vocabulário genérico e desacoplamento do núcleo</w:t>
       </w:r>
-      <w:bookmarkEnd w:id="16"/>
+      <w:bookmarkEnd w:id="15"/>
     </w:p>
     <w:tbl>
       <w:tblPr>
@@ -2112,8 +2769,8 @@
       </w:tblPr>
       <w:tblGrid>
         <w:gridCol w:w="531"/>
-        <w:gridCol w:w="4630"/>
-        <w:gridCol w:w="917"/>
+        <w:gridCol w:w="4069"/>
+        <w:gridCol w:w="4454"/>
       </w:tblGrid>
       <w:tr>
         <w:trPr>
@@ -2278,7 +2935,7 @@
               <w:pStyle w:val="Compact"/>
             </w:pPr>
             <w:r>
-              <w:t xml:space="preserve">◐ salvar sem mecânica fixa (24/09); falta seleção</w:t>
+              <w:t>◐ salvar sem mecânica fixa (24/09); falta seleção</w:t>
             </w:r>
           </w:p>
         </w:tc>
@@ -2556,13 +3213,13 @@
       <w:pPr>
         <w:pStyle w:val="Ttulo2"/>
       </w:pPr>
-      <w:bookmarkStart w:id="17" w:name="Xe524cf1ebf788ce8d45f1fe81c259c6dcda9290"/>
-      <w:bookmarkStart w:id="18" w:name="_Toc241137398"/>
-      <w:bookmarkEnd w:id="15"/>
+      <w:bookmarkStart w:id="17" w:name="_Toc241137398"/>
+      <w:bookmarkStart w:id="18" w:name="Xe524cf1ebf788ce8d45f1fe81c259c6dcda9290"/>
+      <w:bookmarkEnd w:id="16"/>
       <w:r>
         <w:t>Fase 5 — Primeiros testes nas duas bancadas + feedback</w:t>
       </w:r>
-      <w:bookmarkEnd w:id="18"/>
+      <w:bookmarkEnd w:id="17"/>
     </w:p>
     <w:tbl>
       <w:tblPr>
@@ -2671,6 +3328,7 @@
               <w:pStyle w:val="Compact"/>
             </w:pPr>
             <w:r>
+              <w:lastRenderedPageBreak/>
               <w:t>5.2</w:t>
             </w:r>
           </w:p>
@@ -2852,13 +3510,13 @@
       <w:pPr>
         <w:pStyle w:val="Ttulo2"/>
       </w:pPr>
-      <w:bookmarkStart w:id="19" w:name="fase-6-autonomia-completa"/>
-      <w:bookmarkStart w:id="20" w:name="_Toc241137399"/>
-      <w:bookmarkEnd w:id="17"/>
+      <w:bookmarkStart w:id="19" w:name="_Toc241137399"/>
+      <w:bookmarkStart w:id="20" w:name="fase-6-autonomia-completa"/>
+      <w:bookmarkEnd w:id="18"/>
       <w:r>
         <w:t>Fase 6 — Autonomia completa</w:t>
       </w:r>
-      <w:bookmarkEnd w:id="20"/>
+      <w:bookmarkEnd w:id="19"/>
     </w:p>
     <w:tbl>
       <w:tblPr>
@@ -3172,7 +3830,6 @@
           <w:b/>
           <w:bCs/>
         </w:rPr>
-        <w:lastRenderedPageBreak/>
         <w:t>Gate:</w:t>
       </w:r>
       <w:r>
@@ -3190,13 +3847,13 @@
       <w:pPr>
         <w:pStyle w:val="Ttulo2"/>
       </w:pPr>
-      <w:bookmarkStart w:id="21" w:name="trilhas-paralelas"/>
-      <w:bookmarkStart w:id="22" w:name="_Toc241137400"/>
-      <w:bookmarkEnd w:id="19"/>
+      <w:bookmarkStart w:id="21" w:name="_Toc241137400"/>
+      <w:bookmarkStart w:id="22" w:name="trilhas-paralelas"/>
+      <w:bookmarkEnd w:id="20"/>
       <w:r>
         <w:t>Trilhas paralelas</w:t>
       </w:r>
-      <w:bookmarkEnd w:id="22"/>
+      <w:bookmarkEnd w:id="21"/>
     </w:p>
     <w:p>
       <w:pPr>
@@ -3527,6 +4184,7 @@
           <w:b/>
           <w:bCs/>
         </w:rPr>
+        <w:lastRenderedPageBreak/>
         <w:t>Limite:</w:t>
       </w:r>
       <w:r>
@@ -3544,14 +4202,14 @@
       <w:pPr>
         <w:pStyle w:val="Ttulo2"/>
       </w:pPr>
-      <w:bookmarkStart w:id="25" w:name="bancadas"/>
-      <w:bookmarkStart w:id="26" w:name="_Toc241137401"/>
-      <w:bookmarkEnd w:id="21"/>
+      <w:bookmarkStart w:id="25" w:name="_Toc241137401"/>
+      <w:bookmarkStart w:id="26" w:name="bancadas"/>
+      <w:bookmarkEnd w:id="22"/>
       <w:bookmarkEnd w:id="24"/>
       <w:r>
         <w:t>Bancadas</w:t>
       </w:r>
-      <w:bookmarkEnd w:id="26"/>
+      <w:bookmarkEnd w:id="25"/>
     </w:p>
     <w:tbl>
       <w:tblPr>
@@ -3560,9 +4218,9 @@
         <w:tblLook w:val="0020" w:firstRow="1" w:lastRow="0" w:firstColumn="0" w:lastColumn="0" w:noHBand="0" w:noVBand="0"/>
       </w:tblPr>
       <w:tblGrid>
-        <w:gridCol w:w="1360"/>
-        <w:gridCol w:w="3476"/>
-        <w:gridCol w:w="3251"/>
+        <w:gridCol w:w="1265"/>
+        <w:gridCol w:w="2757"/>
+        <w:gridCol w:w="5032"/>
       </w:tblGrid>
       <w:tr>
         <w:trPr>
@@ -3632,20 +4290,20 @@
               <w:pStyle w:val="Compact"/>
             </w:pPr>
             <w:r>
-              <w:t>CadastroMin</w:t>
-            </w:r>
-          </w:p>
-        </w:tc>
-        <w:tc>
-          <w:tcPr>
-            <w:tcW w:w="0" w:type="auto"/>
-          </w:tcPr>
-          <w:p>
-            <w:pPr>
-              <w:pStyle w:val="Compact"/>
-            </w:pPr>
-            <w:r>
-              <w:t>Existe e funciona</w:t>
+              <w:t>A definir</w:t>
+            </w:r>
+          </w:p>
+        </w:tc>
+        <w:tc>
+          <w:tcPr>
+            <w:tcW w:w="0" w:type="auto"/>
+          </w:tcPr>
+          <w:p>
+            <w:pPr>
+              <w:pStyle w:val="Compact"/>
+            </w:pPr>
+            <w:r>
+              <w:t>Piloto CadastroMin removido em 23/10 — testes refeitos do zero</w:t>
             </w:r>
           </w:p>
         </w:tc>
@@ -3819,14 +4477,13 @@
       <w:pPr>
         <w:pStyle w:val="Ttulo2"/>
       </w:pPr>
-      <w:bookmarkStart w:id="27" w:name="decisões-pendentes"/>
-      <w:bookmarkStart w:id="28" w:name="_Toc241137402"/>
-      <w:bookmarkEnd w:id="25"/>
-      <w:r>
-        <w:lastRenderedPageBreak/>
+      <w:bookmarkStart w:id="27" w:name="_Toc241137402"/>
+      <w:bookmarkStart w:id="28" w:name="decisões-pendentes"/>
+      <w:bookmarkEnd w:id="26"/>
+      <w:r>
         <w:t>Decisões pendentes</w:t>
       </w:r>
-      <w:bookmarkEnd w:id="28"/>
+      <w:bookmarkEnd w:id="27"/>
     </w:p>
     <w:tbl>
       <w:tblPr>
@@ -3978,13 +4635,13 @@
       <w:pPr>
         <w:pStyle w:val="Ttulo2"/>
       </w:pPr>
-      <w:bookmarkStart w:id="29" w:name="decisões-resolvidas"/>
-      <w:bookmarkStart w:id="30" w:name="_Toc241137403"/>
-      <w:bookmarkEnd w:id="27"/>
+      <w:bookmarkStart w:id="29" w:name="_Toc241137403"/>
+      <w:bookmarkStart w:id="30" w:name="decisões-resolvidas"/>
+      <w:bookmarkEnd w:id="28"/>
       <w:r>
         <w:t>Decisões resolvidas</w:t>
       </w:r>
-      <w:bookmarkEnd w:id="30"/>
+      <w:bookmarkEnd w:id="29"/>
     </w:p>
     <w:tbl>
       <w:tblPr>
@@ -3994,8 +4651,8 @@
       </w:tblPr>
       <w:tblGrid>
         <w:gridCol w:w="482"/>
-        <w:gridCol w:w="2144"/>
-        <w:gridCol w:w="4913"/>
+        <w:gridCol w:w="2018"/>
+        <w:gridCol w:w="5039"/>
         <w:gridCol w:w="1515"/>
       </w:tblGrid>
       <w:tr>
@@ -4174,46 +4831,51 @@
               <w:pStyle w:val="Compact"/>
             </w:pPr>
             <w:r>
-              <w:t xml:space="preserve">26</w:t>
-            </w:r>
-          </w:p>
-        </w:tc>
-        <w:tc>
-          <w:tcPr>
-            <w:tcW w:w="0" w:type="auto"/>
-          </w:tcPr>
-          <w:p>
-            <w:pPr>
-              <w:pStyle w:val="Compact"/>
-            </w:pPr>
-            <w:r>
-              <w:t xml:space="preserve">Criação de teste sem ajuda, em qualquer sistema</w:t>
-            </w:r>
-          </w:p>
-        </w:tc>
-        <w:tc>
-          <w:tcPr>
-            <w:tcW w:w="0" w:type="auto"/>
-          </w:tcPr>
-          <w:p>
-            <w:pPr>
-              <w:pStyle w:val="Compact"/>
-            </w:pPr>
-            <w:r>
-              <w:t xml:space="preserve">Verbos genéricos no roteiro (abrir, esperar, clicar, teclar); salvar por botão ou tecla; campo sigiloso; {dado:x}; vtae executar e vtae mapear; camada exata (pyjab) opcional. Manual de Criação v3 com a aula do zero ao gate (§0)</w:t>
-            </w:r>
-          </w:p>
-        </w:tc>
-        <w:tc>
-          <w:tcPr>
-            <w:tcW w:w="0" w:type="auto"/>
-          </w:tcPr>
-          <w:p>
-            <w:pPr>
-              <w:pStyle w:val="Compact"/>
-            </w:pPr>
-            <w:r>
-              <w:t xml:space="preserve">24/09/2026</w:t>
+              <w:t>26</w:t>
+            </w:r>
+          </w:p>
+        </w:tc>
+        <w:tc>
+          <w:tcPr>
+            <w:tcW w:w="0" w:type="auto"/>
+          </w:tcPr>
+          <w:p>
+            <w:pPr>
+              <w:pStyle w:val="Compact"/>
+            </w:pPr>
+            <w:r>
+              <w:t>Criação de teste sem ajuda, em qualquer sistema</w:t>
+            </w:r>
+          </w:p>
+        </w:tc>
+        <w:tc>
+          <w:tcPr>
+            <w:tcW w:w="0" w:type="auto"/>
+          </w:tcPr>
+          <w:p>
+            <w:pPr>
+              <w:pStyle w:val="Compact"/>
+            </w:pPr>
+            <w:r>
+              <w:t xml:space="preserve">Verbos genéricos no roteiro (abrir, esperar, clicar, teclar); salvar por botão ou tecla; campo sigiloso; {dado:x}; vtae executar e vtae mapear; </w:t>
+            </w:r>
+            <w:r>
+              <w:lastRenderedPageBreak/>
+              <w:t>camada exata (pyjab) opcional. Manual de Criação v3 com a aula do zero ao gate (§0)</w:t>
+            </w:r>
+          </w:p>
+        </w:tc>
+        <w:tc>
+          <w:tcPr>
+            <w:tcW w:w="0" w:type="auto"/>
+          </w:tcPr>
+          <w:p>
+            <w:pPr>
+              <w:pStyle w:val="Compact"/>
+            </w:pPr>
+            <w:r>
+              <w:lastRenderedPageBreak/>
+              <w:t>24/09/2026</w:t>
             </w:r>
           </w:p>
         </w:tc>
@@ -4221,6 +4883,7 @@
     </w:tbl>
     <w:p>
       <w:r>
+        <w:lastRenderedPageBreak/>
         <w:pict>
           <v:rect id="_x0000_i1038" style="width:0;height:1.5pt" o:hralign="center" o:hrstd="t" o:hr="t"/>
         </w:pict>
@@ -4230,13 +4893,13 @@
       <w:pPr>
         <w:pStyle w:val="Ttulo2"/>
       </w:pPr>
-      <w:bookmarkStart w:id="31" w:name="dívida-técnica-registrada"/>
-      <w:bookmarkStart w:id="32" w:name="_Toc241137404"/>
-      <w:bookmarkEnd w:id="29"/>
+      <w:bookmarkStart w:id="31" w:name="_Toc241137404"/>
+      <w:bookmarkStart w:id="32" w:name="dívida-técnica-registrada"/>
+      <w:bookmarkEnd w:id="30"/>
       <w:r>
         <w:t>Dívida técnica registrada</w:t>
       </w:r>
-      <w:bookmarkEnd w:id="32"/>
+      <w:bookmarkEnd w:id="31"/>
     </w:p>
     <w:tbl>
       <w:tblPr>
@@ -4245,10 +4908,10 @@
         <w:tblLook w:val="0020" w:firstRow="1" w:lastRow="0" w:firstColumn="0" w:lastColumn="0" w:noHBand="0" w:noVBand="0"/>
       </w:tblPr>
       <w:tblGrid>
-        <w:gridCol w:w="2708"/>
-        <w:gridCol w:w="2490"/>
-        <w:gridCol w:w="1934"/>
-        <w:gridCol w:w="1922"/>
+        <w:gridCol w:w="3249"/>
+        <w:gridCol w:w="1961"/>
+        <w:gridCol w:w="2044"/>
+        <w:gridCol w:w="1800"/>
       </w:tblGrid>
       <w:tr>
         <w:trPr>
@@ -4372,46 +5035,46 @@
               <w:pStyle w:val="Compact"/>
             </w:pPr>
             <w:r>
-              <w:t xml:space="preserve">teclar e abrir sem execução em tela real (mapear, clicar, esperar e preencher validados em 25/09)</w:t>
-            </w:r>
-          </w:p>
-        </w:tc>
-        <w:tc>
-          <w:tcPr>
-            <w:tcW w:w="0" w:type="auto"/>
-          </w:tcPr>
-          <w:p>
-            <w:pPr>
-              <w:pStyle w:val="Compact"/>
-            </w:pPr>
-            <w:r>
-              <w:t xml:space="preserve">Decisão 26</w:t>
-            </w:r>
-          </w:p>
-        </w:tc>
-        <w:tc>
-          <w:tcPr>
-            <w:tcW w:w="0" w:type="auto"/>
-          </w:tcPr>
-          <w:p>
-            <w:pPr>
-              <w:pStyle w:val="Compact"/>
-            </w:pPr>
-            <w:r>
-              <w:t xml:space="preserve">Pode falhar no primeiro uso real</w:t>
-            </w:r>
-          </w:p>
-        </w:tc>
-        <w:tc>
-          <w:tcPr>
-            <w:tcW w:w="0" w:type="auto"/>
-          </w:tcPr>
-          <w:p>
-            <w:pPr>
-              <w:pStyle w:val="Compact"/>
-            </w:pPr>
-            <w:r>
-              <w:t xml:space="preserve">Primeiro teste do §0</w:t>
+              <w:t>teclar e abrir sem execução em tela real (mapear, clicar, esperar e preencher validados em 25/09)</w:t>
+            </w:r>
+          </w:p>
+        </w:tc>
+        <w:tc>
+          <w:tcPr>
+            <w:tcW w:w="0" w:type="auto"/>
+          </w:tcPr>
+          <w:p>
+            <w:pPr>
+              <w:pStyle w:val="Compact"/>
+            </w:pPr>
+            <w:r>
+              <w:t>Decisão 26</w:t>
+            </w:r>
+          </w:p>
+        </w:tc>
+        <w:tc>
+          <w:tcPr>
+            <w:tcW w:w="0" w:type="auto"/>
+          </w:tcPr>
+          <w:p>
+            <w:pPr>
+              <w:pStyle w:val="Compact"/>
+            </w:pPr>
+            <w:r>
+              <w:t>Pode falhar no primeiro uso real</w:t>
+            </w:r>
+          </w:p>
+        </w:tc>
+        <w:tc>
+          <w:tcPr>
+            <w:tcW w:w="0" w:type="auto"/>
+          </w:tcPr>
+          <w:p>
+            <w:pPr>
+              <w:pStyle w:val="Compact"/>
+            </w:pPr>
+            <w:r>
+              <w:t>Primeiro teste do §0</w:t>
             </w:r>
           </w:p>
         </w:tc>
@@ -4628,6 +5291,60 @@
             </w:pPr>
             <w:r>
               <w:t>6 meses (18/02/2027)</w:t>
+            </w:r>
+          </w:p>
+        </w:tc>
+      </w:tr>
+      <w:tr>
+        <w:tc>
+          <w:tcPr>
+            <w:tcW w:w="0" w:type="auto"/>
+          </w:tcPr>
+          <w:p>
+            <w:pPr>
+              <w:pStyle w:val="Compact"/>
+            </w:pPr>
+            <w:r>
+              <w:t>vtae executar não detecta prova não exclusiva: esperar por algo que já estava na tela antes da ação passa mesmo se a ação falhar</w:t>
+            </w:r>
+          </w:p>
+        </w:tc>
+        <w:tc>
+          <w:tcPr>
+            <w:tcW w:w="0" w:type="auto"/>
+          </w:tcPr>
+          <w:p>
+            <w:pPr>
+              <w:pStyle w:val="Compact"/>
+            </w:pPr>
+            <w:r>
+              <w:t>Uso real 23/10 (login APEX)</w:t>
+            </w:r>
+          </w:p>
+        </w:tc>
+        <w:tc>
+          <w:tcPr>
+            <w:tcW w:w="0" w:type="auto"/>
+          </w:tcPr>
+          <w:p>
+            <w:pPr>
+              <w:pStyle w:val="Compact"/>
+            </w:pPr>
+            <w:r>
+              <w:t>Prova falsa: passo verde sem provar nada</w:t>
+            </w:r>
+          </w:p>
+        </w:tc>
+        <w:tc>
+          <w:tcPr>
+            <w:tcW w:w="0" w:type="auto"/>
+          </w:tcPr>
+          <w:p>
+            <w:pPr>
+              <w:pStyle w:val="Compact"/>
+            </w:pPr>
+            <w:r>
+              <w:t>Teste de cadastro</w:t>
             </w:r>
           </w:p>
         </w:tc>
@@ -4644,13 +5361,13 @@
       <w:pPr>
         <w:pStyle w:val="Ttulo2"/>
       </w:pPr>
-      <w:bookmarkStart w:id="33" w:name="impedimentos"/>
-      <w:bookmarkStart w:id="34" w:name="_Toc241137405"/>
-      <w:bookmarkEnd w:id="31"/>
+      <w:bookmarkStart w:id="33" w:name="_Toc241137405"/>
+      <w:bookmarkStart w:id="34" w:name="impedimentos"/>
+      <w:bookmarkEnd w:id="32"/>
       <w:r>
         <w:t>Impedimentos</w:t>
       </w:r>
-      <w:bookmarkEnd w:id="34"/>
+      <w:bookmarkEnd w:id="33"/>
     </w:p>
     <w:p>
       <w:pPr>
@@ -4675,13 +5392,14 @@
       <w:pPr>
         <w:pStyle w:val="Ttulo2"/>
       </w:pPr>
-      <w:bookmarkStart w:id="35" w:name="anexo-a-legado-arquivado"/>
-      <w:bookmarkStart w:id="36" w:name="_Toc241137406"/>
-      <w:bookmarkEnd w:id="33"/>
-      <w:r>
+      <w:bookmarkStart w:id="35" w:name="_Toc241137406"/>
+      <w:bookmarkStart w:id="36" w:name="anexo-a-legado-arquivado"/>
+      <w:bookmarkEnd w:id="34"/>
+      <w:r>
+        <w:lastRenderedPageBreak/>
         <w:t>Anexo A — Legado arquivado</w:t>
       </w:r>
-      <w:bookmarkEnd w:id="36"/>
+      <w:bookmarkEnd w:id="35"/>
     </w:p>
     <w:p>
       <w:pPr>
@@ -4704,7 +5422,6 @@
       </w:pPr>
       <w:bookmarkStart w:id="37" w:name="Xd0df3eb3e02050165ba98ac7f968c01e750a5b9"/>
       <w:r>
-        <w:lastRenderedPageBreak/>
         <w:t>A.1 Testes que viraram referência histórica</w:t>
       </w:r>
     </w:p>
@@ -4915,14 +5632,14 @@
       <w:pPr>
         <w:pStyle w:val="Ttulo2"/>
       </w:pPr>
-      <w:bookmarkStart w:id="42" w:name="histórico-de-sessões"/>
-      <w:bookmarkStart w:id="43" w:name="_Toc241137407"/>
-      <w:bookmarkEnd w:id="35"/>
+      <w:bookmarkStart w:id="42" w:name="_Toc241137407"/>
+      <w:bookmarkStart w:id="43" w:name="histórico-de-sessões"/>
+      <w:bookmarkEnd w:id="36"/>
       <w:bookmarkEnd w:id="41"/>
       <w:r>
         <w:t>Histórico de sessões</w:t>
       </w:r>
-      <w:bookmarkEnd w:id="43"/>
+      <w:bookmarkEnd w:id="42"/>
     </w:p>
     <w:tbl>
       <w:tblPr>
@@ -4976,6 +5693,7 @@
               <w:pStyle w:val="Compact"/>
             </w:pPr>
             <w:r>
+              <w:lastRenderedPageBreak/>
               <w:t>12/08/2026</w:t>
             </w:r>
           </w:p>
@@ -4989,9 +5707,7 @@
               <w:pStyle w:val="Compact"/>
             </w:pPr>
             <w:r>
-              <w:t xml:space="preserve">Revisão de direção. Framework declarado independente de sistema; testes atuais viraram referência histórica; gate duplo instituído; fases renumeradas 1–6; documentos reduzidos a quatro, sem versão no </w:t>
-              <w:lastRenderedPageBreak/>
-              <w:t>nome; acoplamento a Oracle Forms no núcleo descoberto por leitura de código; confirmado que o motor declarativo já existe e funciona. Nenhum código alterado.</w:t>
+              <w:t>Revisão de direção. Framework declarado independente de sistema; testes atuais viraram referência histórica; gate duplo instituído; fases renumeradas 1–6; documentos reduzidos a quatro, sem versão no nome; acoplamento a Oracle Forms no núcleo descoberto por leitura de código; confirmado que o motor declarativo já existe e funciona. Nenhum código alterado.</w:t>
             </w:r>
           </w:p>
         </w:tc>
@@ -5006,7 +5722,6 @@
               <w:pStyle w:val="Compact"/>
             </w:pPr>
             <w:r>
-              <w:lastRenderedPageBreak/>
               <w:t>18/08/2026</w:t>
             </w:r>
           </w:p>
@@ -5121,20 +5836,57 @@
               <w:pStyle w:val="Compact"/>
             </w:pPr>
             <w:r>
-              <w:t xml:space="preserve">25/09/2026</w:t>
-            </w:r>
-          </w:p>
-        </w:tc>
-        <w:tc>
-          <w:tcPr>
-            <w:tcW w:w="0" w:type="auto"/>
-          </w:tcPr>
-          <w:p>
-            <w:pPr>
-              <w:pStyle w:val="Compact"/>
-            </w:pPr>
-            <w:r>
-              <w:t xml:space="preserve">Primeiro teste criado por Helio sem ajuda, num sistema real (login do SI3, pasta si3_testes), seguindo o §0 do Manual de Criação: mapeou com vtae mapear, escreveu o roteiro e fechou o gate com vtae executar --vezes 3 (3/3). O uso real revelou e corrigiu: falta do hífen nos passos engolia passos em silêncio (agora erro claro); erro de escrita gerava relatório "PASSOU 0/0" (removido); vtae mapear pegava o título da janela errada e aceitava retângulo da tela inteira (corrigidos); região de leitura com o rótulo junto; prova que não era exclusiva da tela depois da ação. Manual de Criação v3.1 com essas lições. Pendência do btn_sair resolvida no mesmo dia: o template no objects/ apontava para btn_conectar.png (o recorte certo já existia). Gate refeito às 12:29 — 3/3, btn_sair por template (≈1,2 s por clique, antes ≈5 s). Revelado: o aviso de degradação só ia para o terminal (print em acoes.py), fora do execution.log, do JSON e do relatório — o gate das 11:45 passou degradado sem registro. Teste de login fechado. Corrigida a degradação invisível: o aviso agora vai para o execution.log e o execution.json, e o gate recusa fechar com degradação. Provado nos dois sentidos às 13:20–13:23 — template trocado de propósito: GATE NAO FECHADO na execução 1; template certo: GATE FECHADO 3/3. 952 testes unitários passando (corrigido também o os.chdir que vazava entre testes do vtae executar). Manual de Criação v3.2. Início do segundo teste (cadastro): Helio não sabia onde pôr os objetos — o vtae mapear com o exemplo meu_sistema criou uma pasta separada do sistema, e o manual não dizia que os elementos do caminho até a tela (menu, busca, popup) vão no arquivo de objetos do roteiro. Manual de Criação v3.3: uma pasta por sistema, um arquivo por funcionalidade; §0.9 ganhou “Chegar até a tela”. Primeira evidência real para a herança de elementos comuns (3.1): tela_principal repetido entre login e cadastro. Ao copiar os blocos do login, o arquivo ficou sem tela:/objetos: e com recuo misto, e o vtae mapear quebrou com traceback do yaml. Corrigido: arquivo de objetos mal escrito agora para com a linha e o formato certo, tanto no vtae mapear quanto no vtae executar; §0.9 diz para onde copiar. Passo a passo do cadastro mínimo (PDF de Helio) mostrou o duplo clique no item do menu: clicar_duas_vezes virou o nono verbo do roteiro (Manual de Criação v3.4, §3.1), com 2 testes novos.</w:t>
+              <w:t>25/09/2026</w:t>
+            </w:r>
+          </w:p>
+        </w:tc>
+        <w:tc>
+          <w:tcPr>
+            <w:tcW w:w="0" w:type="auto"/>
+          </w:tcPr>
+          <w:p>
+            <w:pPr>
+              <w:pStyle w:val="Compact"/>
+            </w:pPr>
+            <w:r>
+              <w:t xml:space="preserve">Primeiro teste criado por Helio sem ajuda, num sistema real (login do SI3, pasta si3_testes), seguindo o §0 do Manual de Criação: mapeou com vtae mapear, escreveu o roteiro e fechou o gate com vtae executar --vezes 3 (3/3). O uso real revelou e corrigiu: falta do hífen nos passos engolia passos em silêncio (agora erro claro); erro de escrita gerava </w:t>
+            </w:r>
+            <w:r>
+              <w:lastRenderedPageBreak/>
+              <w:t>relatório "PASSOU 0/0" (removido); vtae mapear pegava o título da janela errada e aceitava retângulo da tela inteira (corrigidos); região de leitura com o rótulo junto; prova que não era exclusiva da tela depois da ação. Manual de Criação v3.1 com essas lições. Pendência do btn_sair resolvida no mesmo dia: o template no objects/ apontava para btn_conectar.png (o recorte certo já existia). Gate refeito às 12:29 — 3/3, btn_sair por template (≈1,2 s por clique, antes ≈5 s). Revelado: o aviso de degradação só ia para o terminal (print em acoes.py), fora do execution.log, do JSON e do relatório — o gate das 11:45 passou degradado sem registro. Teste de login fechado. Corrigida a degradação invisível: o aviso agora vai para o execution.log e o execution.json, e o gate recusa fechar com degradação. Provado nos dois sentidos às 13:20–13:23 — template trocado de propósito: GATE NAO FECHADO na execução 1; template certo: GATE FECHADO 3/3. 952 testes unitários passando (corrigido também o os.chdir que vazava entre testes do vtae executar). Manual de Criação v3.2. Início do segundo teste (cadastro): Helio não sabia onde pôr os objetos — o vtae mapear com o exemplo meu_sistema criou uma pasta separada do sistema, e o manual não dizia que os elementos do caminho até a tela (menu, busca, popup) vão no arquivo de objetos do roteiro. Manual de Criação v3.3: uma pasta por sistema, um arquivo por funcionalidade; §0.9 ganhou “Chegar até a tela”. Primeira evidência real para a herança de elementos comuns (3.1): tela_principal repetido entre login e cadastro. Ao copiar os blocos do login, o arquivo ficou sem tela:/objetos: e com recuo misto, e o vtae mapear quebrou com traceback do yaml. Corrigido: arquivo de objetos mal escrito agora para com a linha e o formato certo, tanto no vtae mapear quanto no vtae executar; §0.9 diz para onde copiar. Passo a passo do cadastro mínimo (PDF de Helio) mostrou o duplo clique no item do menu: clicar_duas_vezes virou o nono verbo do roteiro (Manual de Criação v3.4, §3.1), com 2 testes novos.</w:t>
+            </w:r>
+          </w:p>
+        </w:tc>
+      </w:tr>
+      <w:tr>
+        <w:tc>
+          <w:tcPr>
+            <w:tcW w:w="0" w:type="auto"/>
+          </w:tcPr>
+          <w:p>
+            <w:pPr>
+              <w:pStyle w:val="Compact"/>
+            </w:pPr>
+            <w:r>
+              <w:lastRenderedPageBreak/>
+              <w:t>23/10/2026</w:t>
+            </w:r>
+          </w:p>
+        </w:tc>
+        <w:tc>
+          <w:tcPr>
+            <w:tcW w:w="0" w:type="auto"/>
+          </w:tcPr>
+          <w:p>
+            <w:pPr>
+              <w:pStyle w:val="Compact"/>
+            </w:pPr>
+            <w:r>
+              <w:t xml:space="preserve">Pasta raiz do projeto renomeada: pip install -e . e o .venv guardavam o caminho antigo — vtae dava "No module named 'vtae'" e pip dava "Fatal error in launcher". Corrigido reinstalando o pacote e recriando o .venv com python -m pip; registrado no README, seção Problemas comuns. README reescrito genérico — sem nomes de sistemas, só &lt;sistema&gt;/&lt;funcionalidade&gt;. Testes antigos apagados de propósito por Helio para refazer tudo do zero no formato novo, inclusive o piloto CadastroMin: bancada desktop passa a "a definir"; test_piloto_cadastro_min.py ficou obsoleto (954 passando, 2 falhas por arquivos apagados) e sai. Login do sistema de prova migrou para APEX (via área de trabalho remota): Helio remapeou com vtae mapear e escreveu o roteiro sozinho. Medição dos recortes contra as evidências mostrou um passo sem valor de prova: esperar login logo após clicar </w:t>
+            </w:r>
+            <w:r>
+              <w:lastRenderedPageBreak/>
+              <w:t>login (recorte já presente antes do clique, score 1.00). Passo removido; a prova do login é foco_tela_principal (0.34 na tela de login, 1.00 na principal). Gate 3/3 fechado. Nova dívida: vtae executar não detecta prova não exclusiva. OCR segue aceitando HELIO.PAULIED (dívida já registrada).</w:t>
             </w:r>
           </w:p>
         </w:tc>
@@ -5142,6 +5894,7 @@
     </w:tbl>
     <w:p>
       <w:r>
+        <w:lastRenderedPageBreak/>
         <w:pict>
           <v:rect id="_x0000_i1042" style="width:0;height:1.5pt" o:hralign="center" o:hrstd="t" o:hr="t"/>
         </w:pict>
@@ -5156,10 +5909,10 @@
           <w:i/>
           <w:iCs/>
         </w:rPr>
-        <w:t>VTAE · Roadmap · v2 · 25/09/2026</w:t>
-      </w:r>
-      <w:bookmarkEnd w:id="0"/>
-      <w:bookmarkEnd w:id="42"/>
+        <w:t>VTAE · Roadmap · v2 · 23/10/2026</w:t>
+      </w:r>
+      <w:bookmarkEnd w:id="2"/>
+      <w:bookmarkEnd w:id="43"/>
     </w:p>
     <w:sectPr>
       <w:pgSz w:w="12240" w:h="15840"/>
@@ -6222,160 +6975,200 @@
   <w:docDefaults>
     <w:rPrDefault>
       <w:rPr>
-        <w:rFonts w:asciiTheme="minorHAnsi" w:eastAsiaTheme="minorEastAsia" w:hAnsiTheme="minorHAnsi" w:cstheme="minorBidi"/>
-        <w:sz w:val="22"/>
-        <w:szCs w:val="22"/>
-        <w:lang w:val="pt-BR" w:eastAsia="pt-BR" w:bidi="ar-SA"/>
+        <w:rFonts w:asciiTheme="minorHAnsi" w:eastAsiaTheme="minorHAnsi" w:hAnsiTheme="minorHAnsi" w:cstheme="minorBidi"/>
+        <w:sz w:val="24"/>
+        <w:szCs w:val="24"/>
+        <w:lang w:val="en-US" w:eastAsia="en-US" w:bidi="ar-SA"/>
       </w:rPr>
     </w:rPrDefault>
     <w:pPrDefault>
       <w:pPr>
-        <w:spacing w:after="200" w:line="276" w:lineRule="auto"/>
+        <w:spacing w:after="200"/>
       </w:pPr>
     </w:pPrDefault>
   </w:docDefaults>
-  <w:latentStyles w:defLockedState="0" w:defUIPriority="99" w:defSemiHidden="1" w:defUnhideWhenUsed="1" w:defQFormat="0" w:count="267">
-    <w:lsdException w:name="Normal" w:semiHidden="0" w:uiPriority="0" w:unhideWhenUsed="0" w:qFormat="1"/>
-    <w:lsdException w:name="heading 1" w:semiHidden="0" w:uiPriority="9" w:unhideWhenUsed="0" w:qFormat="1"/>
-    <w:lsdException w:name="heading 2" w:uiPriority="9" w:qFormat="1"/>
-    <w:lsdException w:name="heading 3" w:uiPriority="9" w:qFormat="1"/>
-    <w:lsdException w:name="heading 4" w:uiPriority="9" w:qFormat="1"/>
-    <w:lsdException w:name="heading 5" w:uiPriority="9" w:qFormat="1"/>
-    <w:lsdException w:name="heading 6" w:uiPriority="9" w:qFormat="1"/>
-    <w:lsdException w:name="heading 7" w:uiPriority="9" w:qFormat="1"/>
-    <w:lsdException w:name="heading 8" w:uiPriority="9" w:qFormat="1"/>
-    <w:lsdException w:name="heading 9" w:uiPriority="9" w:qFormat="1"/>
+  <w:latentStyles w:defLockedState="0" w:defUIPriority="0" w:defSemiHidden="0" w:defUnhideWhenUsed="0" w:defQFormat="0" w:count="267">
     <w:lsdException w:name="toc 1" w:uiPriority="39"/>
     <w:lsdException w:name="toc 2" w:uiPriority="39"/>
-    <w:lsdException w:name="toc 3" w:uiPriority="39"/>
-    <w:lsdException w:name="toc 4" w:uiPriority="39"/>
-    <w:lsdException w:name="toc 5" w:uiPriority="39"/>
-    <w:lsdException w:name="toc 6" w:uiPriority="39"/>
-    <w:lsdException w:name="toc 7" w:uiPriority="39"/>
-    <w:lsdException w:name="toc 8" w:uiPriority="39"/>
-    <w:lsdException w:name="toc 9" w:uiPriority="39"/>
-    <w:lsdException w:name="caption" w:uiPriority="35" w:qFormat="1"/>
-    <w:lsdException w:name="Title" w:semiHidden="0" w:uiPriority="10" w:unhideWhenUsed="0" w:qFormat="1"/>
-    <w:lsdException w:name="Default Paragraph Font" w:uiPriority="1"/>
-    <w:lsdException w:name="Subtitle" w:semiHidden="0" w:uiPriority="11" w:unhideWhenUsed="0" w:qFormat="1"/>
-    <w:lsdException w:name="Strong" w:semiHidden="0" w:uiPriority="22" w:unhideWhenUsed="0" w:qFormat="1"/>
-    <w:lsdException w:name="Emphasis" w:semiHidden="0" w:uiPriority="20" w:unhideWhenUsed="0" w:qFormat="1"/>
-    <w:lsdException w:name="Table Grid" w:semiHidden="0" w:uiPriority="59" w:unhideWhenUsed="0"/>
-    <w:lsdException w:name="Placeholder Text" w:unhideWhenUsed="0"/>
-    <w:lsdException w:name="No Spacing" w:semiHidden="0" w:uiPriority="1" w:unhideWhenUsed="0" w:qFormat="1"/>
-    <w:lsdException w:name="Light Shading" w:semiHidden="0" w:uiPriority="60" w:unhideWhenUsed="0"/>
-    <w:lsdException w:name="Light List" w:semiHidden="0" w:uiPriority="61" w:unhideWhenUsed="0"/>
-    <w:lsdException w:name="Light Grid" w:semiHidden="0" w:uiPriority="62" w:unhideWhenUsed="0"/>
-    <w:lsdException w:name="Medium Shading 1" w:semiHidden="0" w:uiPriority="63" w:unhideWhenUsed="0"/>
-    <w:lsdException w:name="Medium Shading 2" w:semiHidden="0" w:uiPriority="64" w:unhideWhenUsed="0"/>
-    <w:lsdException w:name="Medium List 1" w:semiHidden="0" w:uiPriority="65" w:unhideWhenUsed="0"/>
-    <w:lsdException w:name="Medium List 2" w:semiHidden="0" w:uiPriority="66" w:unhideWhenUsed="0"/>
-    <w:lsdException w:name="Medium Grid 1" w:semiHidden="0" w:uiPriority="67" w:unhideWhenUsed="0"/>
-    <w:lsdException w:name="Medium Grid 2" w:semiHidden="0" w:uiPriority="68" w:unhideWhenUsed="0"/>
-    <w:lsdException w:name="Medium Grid 3" w:semiHidden="0" w:uiPriority="69" w:unhideWhenUsed="0"/>
-    <w:lsdException w:name="Dark List" w:semiHidden="0" w:uiPriority="70" w:unhideWhenUsed="0"/>
-    <w:lsdException w:name="Colorful Shading" w:semiHidden="0" w:uiPriority="71" w:unhideWhenUsed="0"/>
-    <w:lsdException w:name="Colorful List" w:semiHidden="0" w:uiPriority="72" w:unhideWhenUsed="0"/>
-    <w:lsdException w:name="Colorful Grid" w:semiHidden="0" w:uiPriority="73" w:unhideWhenUsed="0"/>
-    <w:lsdException w:name="Light Shading Accent 1" w:semiHidden="0" w:uiPriority="60" w:unhideWhenUsed="0"/>
-    <w:lsdException w:name="Light List Accent 1" w:semiHidden="0" w:uiPriority="61" w:unhideWhenUsed="0"/>
-    <w:lsdException w:name="Light Grid Accent 1" w:semiHidden="0" w:uiPriority="62" w:unhideWhenUsed="0"/>
-    <w:lsdException w:name="Medium Shading 1 Accent 1" w:semiHidden="0" w:uiPriority="63" w:unhideWhenUsed="0"/>
-    <w:lsdException w:name="Medium Shading 2 Accent 1" w:semiHidden="0" w:uiPriority="64" w:unhideWhenUsed="0"/>
-    <w:lsdException w:name="Medium List 1 Accent 1" w:semiHidden="0" w:uiPriority="65" w:unhideWhenUsed="0"/>
-    <w:lsdException w:name="Revision" w:unhideWhenUsed="0"/>
-    <w:lsdException w:name="List Paragraph" w:semiHidden="0" w:uiPriority="34" w:unhideWhenUsed="0" w:qFormat="1"/>
-    <w:lsdException w:name="Quote" w:semiHidden="0" w:uiPriority="29" w:unhideWhenUsed="0" w:qFormat="1"/>
-    <w:lsdException w:name="Intense Quote" w:semiHidden="0" w:uiPriority="30" w:unhideWhenUsed="0" w:qFormat="1"/>
-    <w:lsdException w:name="Medium List 2 Accent 1" w:semiHidden="0" w:uiPriority="66" w:unhideWhenUsed="0"/>
-    <w:lsdException w:name="Medium Grid 1 Accent 1" w:semiHidden="0" w:uiPriority="67" w:unhideWhenUsed="0"/>
-    <w:lsdException w:name="Medium Grid 2 Accent 1" w:semiHidden="0" w:uiPriority="68" w:unhideWhenUsed="0"/>
-    <w:lsdException w:name="Medium Grid 3 Accent 1" w:semiHidden="0" w:uiPriority="69" w:unhideWhenUsed="0"/>
-    <w:lsdException w:name="Dark List Accent 1" w:semiHidden="0" w:uiPriority="70" w:unhideWhenUsed="0"/>
-    <w:lsdException w:name="Colorful Shading Accent 1" w:semiHidden="0" w:uiPriority="71" w:unhideWhenUsed="0"/>
-    <w:lsdException w:name="Colorful List Accent 1" w:semiHidden="0" w:uiPriority="72" w:unhideWhenUsed="0"/>
-    <w:lsdException w:name="Colorful Grid Accent 1" w:semiHidden="0" w:uiPriority="73" w:unhideWhenUsed="0"/>
-    <w:lsdException w:name="Light Shading Accent 2" w:semiHidden="0" w:uiPriority="60" w:unhideWhenUsed="0"/>
-    <w:lsdException w:name="Light List Accent 2" w:semiHidden="0" w:uiPriority="61" w:unhideWhenUsed="0"/>
-    <w:lsdException w:name="Light Grid Accent 2" w:semiHidden="0" w:uiPriority="62" w:unhideWhenUsed="0"/>
-    <w:lsdException w:name="Medium Shading 1 Accent 2" w:semiHidden="0" w:uiPriority="63" w:unhideWhenUsed="0"/>
-    <w:lsdException w:name="Medium Shading 2 Accent 2" w:semiHidden="0" w:uiPriority="64" w:unhideWhenUsed="0"/>
-    <w:lsdException w:name="Medium List 1 Accent 2" w:semiHidden="0" w:uiPriority="65" w:unhideWhenUsed="0"/>
-    <w:lsdException w:name="Medium List 2 Accent 2" w:semiHidden="0" w:uiPriority="66" w:unhideWhenUsed="0"/>
-    <w:lsdException w:name="Medium Grid 1 Accent 2" w:semiHidden="0" w:uiPriority="67" w:unhideWhenUsed="0"/>
-    <w:lsdException w:name="Medium Grid 2 Accent 2" w:semiHidden="0" w:uiPriority="68" w:unhideWhenUsed="0"/>
-    <w:lsdException w:name="Medium Grid 3 Accent 2" w:semiHidden="0" w:uiPriority="69" w:unhideWhenUsed="0"/>
-    <w:lsdException w:name="Dark List Accent 2" w:semiHidden="0" w:uiPriority="70" w:unhideWhenUsed="0"/>
-    <w:lsdException w:name="Colorful Shading Accent 2" w:semiHidden="0" w:uiPriority="71" w:unhideWhenUsed="0"/>
-    <w:lsdException w:name="Colorful List Accent 2" w:semiHidden="0" w:uiPriority="72" w:unhideWhenUsed="0"/>
-    <w:lsdException w:name="Colorful Grid Accent 2" w:semiHidden="0" w:uiPriority="73" w:unhideWhenUsed="0"/>
-    <w:lsdException w:name="Light Shading Accent 3" w:semiHidden="0" w:uiPriority="60" w:unhideWhenUsed="0"/>
-    <w:lsdException w:name="Light List Accent 3" w:semiHidden="0" w:uiPriority="61" w:unhideWhenUsed="0"/>
-    <w:lsdException w:name="Light Grid Accent 3" w:semiHidden="0" w:uiPriority="62" w:unhideWhenUsed="0"/>
-    <w:lsdException w:name="Medium Shading 1 Accent 3" w:semiHidden="0" w:uiPriority="63" w:unhideWhenUsed="0"/>
-    <w:lsdException w:name="Medium Shading 2 Accent 3" w:semiHidden="0" w:uiPriority="64" w:unhideWhenUsed="0"/>
-    <w:lsdException w:name="Medium List 1 Accent 3" w:semiHidden="0" w:uiPriority="65" w:unhideWhenUsed="0"/>
-    <w:lsdException w:name="Medium List 2 Accent 3" w:semiHidden="0" w:uiPriority="66" w:unhideWhenUsed="0"/>
-    <w:lsdException w:name="Medium Grid 1 Accent 3" w:semiHidden="0" w:uiPriority="67" w:unhideWhenUsed="0"/>
-    <w:lsdException w:name="Medium Grid 2 Accent 3" w:semiHidden="0" w:uiPriority="68" w:unhideWhenUsed="0"/>
-    <w:lsdException w:name="Medium Grid 3 Accent 3" w:semiHidden="0" w:uiPriority="69" w:unhideWhenUsed="0"/>
-    <w:lsdException w:name="Dark List Accent 3" w:semiHidden="0" w:uiPriority="70" w:unhideWhenUsed="0"/>
-    <w:lsdException w:name="Colorful Shading Accent 3" w:semiHidden="0" w:uiPriority="71" w:unhideWhenUsed="0"/>
-    <w:lsdException w:name="Colorful List Accent 3" w:semiHidden="0" w:uiPriority="72" w:unhideWhenUsed="0"/>
-    <w:lsdException w:name="Colorful Grid Accent 3" w:semiHidden="0" w:uiPriority="73" w:unhideWhenUsed="0"/>
-    <w:lsdException w:name="Light Shading Accent 4" w:semiHidden="0" w:uiPriority="60" w:unhideWhenUsed="0"/>
-    <w:lsdException w:name="Light List Accent 4" w:semiHidden="0" w:uiPriority="61" w:unhideWhenUsed="0"/>
-    <w:lsdException w:name="Light Grid Accent 4" w:semiHidden="0" w:uiPriority="62" w:unhideWhenUsed="0"/>
-    <w:lsdException w:name="Medium Shading 1 Accent 4" w:semiHidden="0" w:uiPriority="63" w:unhideWhenUsed="0"/>
-    <w:lsdException w:name="Medium Shading 2 Accent 4" w:semiHidden="0" w:uiPriority="64" w:unhideWhenUsed="0"/>
-    <w:lsdException w:name="Medium List 1 Accent 4" w:semiHidden="0" w:uiPriority="65" w:unhideWhenUsed="0"/>
-    <w:lsdException w:name="Medium List 2 Accent 4" w:semiHidden="0" w:uiPriority="66" w:unhideWhenUsed="0"/>
-    <w:lsdException w:name="Medium Grid 1 Accent 4" w:semiHidden="0" w:uiPriority="67" w:unhideWhenUsed="0"/>
-    <w:lsdException w:name="Medium Grid 2 Accent 4" w:semiHidden="0" w:uiPriority="68" w:unhideWhenUsed="0"/>
-    <w:lsdException w:name="Medium Grid 3 Accent 4" w:semiHidden="0" w:uiPriority="69" w:unhideWhenUsed="0"/>
-    <w:lsdException w:name="Dark List Accent 4" w:semiHidden="0" w:uiPriority="70" w:unhideWhenUsed="0"/>
-    <w:lsdException w:name="Colorful Shading Accent 4" w:semiHidden="0" w:uiPriority="71" w:unhideWhenUsed="0"/>
-    <w:lsdException w:name="Colorful List Accent 4" w:semiHidden="0" w:uiPriority="72" w:unhideWhenUsed="0"/>
-    <w:lsdException w:name="Colorful Grid Accent 4" w:semiHidden="0" w:uiPriority="73" w:unhideWhenUsed="0"/>
-    <w:lsdException w:name="Light Shading Accent 5" w:semiHidden="0" w:uiPriority="60" w:unhideWhenUsed="0"/>
-    <w:lsdException w:name="Light List Accent 5" w:semiHidden="0" w:uiPriority="61" w:unhideWhenUsed="0"/>
-    <w:lsdException w:name="Light Grid Accent 5" w:semiHidden="0" w:uiPriority="62" w:unhideWhenUsed="0"/>
-    <w:lsdException w:name="Medium Shading 1 Accent 5" w:semiHidden="0" w:uiPriority="63" w:unhideWhenUsed="0"/>
-    <w:lsdException w:name="Medium Shading 2 Accent 5" w:semiHidden="0" w:uiPriority="64" w:unhideWhenUsed="0"/>
-    <w:lsdException w:name="Medium List 1 Accent 5" w:semiHidden="0" w:uiPriority="65" w:unhideWhenUsed="0"/>
-    <w:lsdException w:name="Medium List 2 Accent 5" w:semiHidden="0" w:uiPriority="66" w:unhideWhenUsed="0"/>
-    <w:lsdException w:name="Medium Grid 1 Accent 5" w:semiHidden="0" w:uiPriority="67" w:unhideWhenUsed="0"/>
-    <w:lsdException w:name="Medium Grid 2 Accent 5" w:semiHidden="0" w:uiPriority="68" w:unhideWhenUsed="0"/>
-    <w:lsdException w:name="Medium Grid 3 Accent 5" w:semiHidden="0" w:uiPriority="69" w:unhideWhenUsed="0"/>
-    <w:lsdException w:name="Dark List Accent 5" w:semiHidden="0" w:uiPriority="70" w:unhideWhenUsed="0"/>
-    <w:lsdException w:name="Colorful Shading Accent 5" w:semiHidden="0" w:uiPriority="71" w:unhideWhenUsed="0"/>
-    <w:lsdException w:name="Colorful List Accent 5" w:semiHidden="0" w:uiPriority="72" w:unhideWhenUsed="0"/>
-    <w:lsdException w:name="Colorful Grid Accent 5" w:semiHidden="0" w:uiPriority="73" w:unhideWhenUsed="0"/>
-    <w:lsdException w:name="Light Shading Accent 6" w:semiHidden="0" w:uiPriority="60" w:unhideWhenUsed="0"/>
-    <w:lsdException w:name="Light List Accent 6" w:semiHidden="0" w:uiPriority="61" w:unhideWhenUsed="0"/>
-    <w:lsdException w:name="Light Grid Accent 6" w:semiHidden="0" w:uiPriority="62" w:unhideWhenUsed="0"/>
-    <w:lsdException w:name="Medium Shading 1 Accent 6" w:semiHidden="0" w:uiPriority="63" w:unhideWhenUsed="0"/>
-    <w:lsdException w:name="Medium Shading 2 Accent 6" w:semiHidden="0" w:uiPriority="64" w:unhideWhenUsed="0"/>
-    <w:lsdException w:name="Medium List 1 Accent 6" w:semiHidden="0" w:uiPriority="65" w:unhideWhenUsed="0"/>
-    <w:lsdException w:name="Medium List 2 Accent 6" w:semiHidden="0" w:uiPriority="66" w:unhideWhenUsed="0"/>
-    <w:lsdException w:name="Medium Grid 1 Accent 6" w:semiHidden="0" w:uiPriority="67" w:unhideWhenUsed="0"/>
-    <w:lsdException w:name="Medium Grid 2 Accent 6" w:semiHidden="0" w:uiPriority="68" w:unhideWhenUsed="0"/>
-    <w:lsdException w:name="Medium Grid 3 Accent 6" w:semiHidden="0" w:uiPriority="69" w:unhideWhenUsed="0"/>
-    <w:lsdException w:name="Dark List Accent 6" w:semiHidden="0" w:uiPriority="70" w:unhideWhenUsed="0"/>
-    <w:lsdException w:name="Colorful Shading Accent 6" w:semiHidden="0" w:uiPriority="71" w:unhideWhenUsed="0"/>
-    <w:lsdException w:name="Colorful List Accent 6" w:semiHidden="0" w:uiPriority="72" w:unhideWhenUsed="0"/>
-    <w:lsdException w:name="Colorful Grid Accent 6" w:semiHidden="0" w:uiPriority="73" w:unhideWhenUsed="0"/>
-    <w:lsdException w:name="Subtle Emphasis" w:semiHidden="0" w:uiPriority="19" w:unhideWhenUsed="0" w:qFormat="1"/>
-    <w:lsdException w:name="Intense Emphasis" w:semiHidden="0" w:uiPriority="21" w:unhideWhenUsed="0" w:qFormat="1"/>
-    <w:lsdException w:name="Subtle Reference" w:semiHidden="0" w:uiPriority="31" w:unhideWhenUsed="0" w:qFormat="1"/>
-    <w:lsdException w:name="Intense Reference" w:semiHidden="0" w:uiPriority="32" w:unhideWhenUsed="0" w:qFormat="1"/>
-    <w:lsdException w:name="Book Title" w:semiHidden="0" w:uiPriority="33" w:unhideWhenUsed="0" w:qFormat="1"/>
-    <w:lsdException w:name="Bibliography" w:uiPriority="37"/>
-    <w:lsdException w:name="TOC Heading" w:uiPriority="39" w:qFormat="1"/>
+    <w:lsdException w:name="Hyperlink" w:uiPriority="99"/>
   </w:latentStyles>
   <w:style w:type="paragraph" w:default="1" w:styleId="Normal">
     <w:name w:val="Normal"/>
     <w:qFormat/>
+  </w:style>
+  <w:style w:type="paragraph" w:styleId="Ttulo1">
+    <w:name w:val="heading 1"/>
+    <w:basedOn w:val="Normal"/>
+    <w:next w:val="Corpodetexto"/>
+    <w:uiPriority w:val="9"/>
+    <w:qFormat/>
+    <w:pPr>
+      <w:keepNext/>
+      <w:keepLines/>
+      <w:spacing w:before="480" w:after="0"/>
+      <w:outlineLvl w:val="0"/>
+    </w:pPr>
+    <w:rPr>
+      <w:rFonts w:asciiTheme="majorHAnsi" w:eastAsiaTheme="majorEastAsia" w:hAnsiTheme="majorHAnsi" w:cstheme="majorBidi"/>
+      <w:b/>
+      <w:bCs/>
+      <w:color w:val="4F81BD" w:themeColor="accent1"/>
+      <w:sz w:val="32"/>
+      <w:szCs w:val="32"/>
+    </w:rPr>
+  </w:style>
+  <w:style w:type="paragraph" w:styleId="Ttulo2">
+    <w:name w:val="heading 2"/>
+    <w:basedOn w:val="Normal"/>
+    <w:next w:val="Corpodetexto"/>
+    <w:uiPriority w:val="9"/>
+    <w:unhideWhenUsed/>
+    <w:qFormat/>
+    <w:pPr>
+      <w:keepNext/>
+      <w:keepLines/>
+      <w:spacing w:before="200" w:after="0"/>
+      <w:outlineLvl w:val="1"/>
+    </w:pPr>
+    <w:rPr>
+      <w:rFonts w:asciiTheme="majorHAnsi" w:eastAsiaTheme="majorEastAsia" w:hAnsiTheme="majorHAnsi" w:cstheme="majorBidi"/>
+      <w:b/>
+      <w:bCs/>
+      <w:color w:val="4F81BD" w:themeColor="accent1"/>
+      <w:sz w:val="28"/>
+      <w:szCs w:val="28"/>
+    </w:rPr>
+  </w:style>
+  <w:style w:type="paragraph" w:styleId="Ttulo3">
+    <w:name w:val="heading 3"/>
+    <w:basedOn w:val="Normal"/>
+    <w:next w:val="Corpodetexto"/>
+    <w:uiPriority w:val="9"/>
+    <w:unhideWhenUsed/>
+    <w:qFormat/>
+    <w:pPr>
+      <w:keepNext/>
+      <w:keepLines/>
+      <w:spacing w:before="200" w:after="0"/>
+      <w:outlineLvl w:val="2"/>
+    </w:pPr>
+    <w:rPr>
+      <w:rFonts w:asciiTheme="majorHAnsi" w:eastAsiaTheme="majorEastAsia" w:hAnsiTheme="majorHAnsi" w:cstheme="majorBidi"/>
+      <w:b/>
+      <w:bCs/>
+      <w:color w:val="4F81BD" w:themeColor="accent1"/>
+    </w:rPr>
+  </w:style>
+  <w:style w:type="paragraph" w:styleId="Ttulo4">
+    <w:name w:val="heading 4"/>
+    <w:basedOn w:val="Normal"/>
+    <w:next w:val="Corpodetexto"/>
+    <w:uiPriority w:val="9"/>
+    <w:unhideWhenUsed/>
+    <w:qFormat/>
+    <w:pPr>
+      <w:keepNext/>
+      <w:keepLines/>
+      <w:spacing w:before="200" w:after="0"/>
+      <w:outlineLvl w:val="3"/>
+    </w:pPr>
+    <w:rPr>
+      <w:rFonts w:asciiTheme="majorHAnsi" w:eastAsiaTheme="majorEastAsia" w:hAnsiTheme="majorHAnsi" w:cstheme="majorBidi"/>
+      <w:bCs/>
+      <w:i/>
+      <w:color w:val="4F81BD" w:themeColor="accent1"/>
+    </w:rPr>
+  </w:style>
+  <w:style w:type="paragraph" w:styleId="Ttulo5">
+    <w:name w:val="heading 5"/>
+    <w:basedOn w:val="Normal"/>
+    <w:next w:val="Corpodetexto"/>
+    <w:uiPriority w:val="9"/>
+    <w:unhideWhenUsed/>
+    <w:qFormat/>
+    <w:pPr>
+      <w:keepNext/>
+      <w:keepLines/>
+      <w:spacing w:before="200" w:after="0"/>
+      <w:outlineLvl w:val="4"/>
+    </w:pPr>
+    <w:rPr>
+      <w:rFonts w:asciiTheme="majorHAnsi" w:eastAsiaTheme="majorEastAsia" w:hAnsiTheme="majorHAnsi" w:cstheme="majorBidi"/>
+      <w:iCs/>
+      <w:color w:val="4F81BD" w:themeColor="accent1"/>
+    </w:rPr>
+  </w:style>
+  <w:style w:type="paragraph" w:styleId="Ttulo6">
+    <w:name w:val="heading 6"/>
+    <w:basedOn w:val="Normal"/>
+    <w:next w:val="Corpodetexto"/>
+    <w:uiPriority w:val="9"/>
+    <w:unhideWhenUsed/>
+    <w:qFormat/>
+    <w:pPr>
+      <w:keepNext/>
+      <w:keepLines/>
+      <w:spacing w:before="200" w:after="0"/>
+      <w:outlineLvl w:val="5"/>
+    </w:pPr>
+    <w:rPr>
+      <w:rFonts w:asciiTheme="majorHAnsi" w:eastAsiaTheme="majorEastAsia" w:hAnsiTheme="majorHAnsi" w:cstheme="majorBidi"/>
+      <w:color w:val="4F81BD" w:themeColor="accent1"/>
+    </w:rPr>
+  </w:style>
+  <w:style w:type="paragraph" w:styleId="Ttulo7">
+    <w:name w:val="heading 7"/>
+    <w:basedOn w:val="Normal"/>
+    <w:next w:val="Corpodetexto"/>
+    <w:uiPriority w:val="9"/>
+    <w:unhideWhenUsed/>
+    <w:qFormat/>
+    <w:pPr>
+      <w:keepNext/>
+      <w:keepLines/>
+      <w:spacing w:before="200" w:after="0"/>
+      <w:outlineLvl w:val="6"/>
+    </w:pPr>
+    <w:rPr>
+      <w:rFonts w:asciiTheme="majorHAnsi" w:eastAsiaTheme="majorEastAsia" w:hAnsiTheme="majorHAnsi" w:cstheme="majorBidi"/>
+      <w:color w:val="4F81BD" w:themeColor="accent1"/>
+    </w:rPr>
+  </w:style>
+  <w:style w:type="paragraph" w:styleId="Ttulo8">
+    <w:name w:val="heading 8"/>
+    <w:basedOn w:val="Normal"/>
+    <w:next w:val="Corpodetexto"/>
+    <w:uiPriority w:val="9"/>
+    <w:unhideWhenUsed/>
+    <w:qFormat/>
+    <w:pPr>
+      <w:keepNext/>
+      <w:keepLines/>
+      <w:spacing w:before="200" w:after="0"/>
+      <w:outlineLvl w:val="7"/>
+    </w:pPr>
+    <w:rPr>
+      <w:rFonts w:asciiTheme="majorHAnsi" w:eastAsiaTheme="majorEastAsia" w:hAnsiTheme="majorHAnsi" w:cstheme="majorBidi"/>
+      <w:color w:val="4F81BD" w:themeColor="accent1"/>
+    </w:rPr>
+  </w:style>
+  <w:style w:type="paragraph" w:styleId="Ttulo9">
+    <w:name w:val="heading 9"/>
+    <w:basedOn w:val="Normal"/>
+    <w:next w:val="Corpodetexto"/>
+    <w:uiPriority w:val="9"/>
+    <w:unhideWhenUsed/>
+    <w:qFormat/>
+    <w:pPr>
+      <w:keepNext/>
+      <w:keepLines/>
+      <w:spacing w:before="200" w:after="0"/>
+      <w:outlineLvl w:val="8"/>
+    </w:pPr>
+    <w:rPr>
+      <w:rFonts w:asciiTheme="majorHAnsi" w:eastAsiaTheme="majorEastAsia" w:hAnsiTheme="majorHAnsi" w:cstheme="majorBidi"/>
+      <w:color w:val="4F81BD" w:themeColor="accent1"/>
+    </w:rPr>
   </w:style>
   <w:style w:type="character" w:default="1" w:styleId="Fontepargpadro">
     <w:name w:val="Default Paragraph Font"/>
@@ -6403,6 +7196,614 @@
     <w:uiPriority w:val="99"/>
     <w:semiHidden/>
     <w:unhideWhenUsed/>
+  </w:style>
+  <w:style w:type="paragraph" w:styleId="Corpodetexto">
+    <w:name w:val="Body Text"/>
+    <w:basedOn w:val="Normal"/>
+    <w:qFormat/>
+    <w:pPr>
+      <w:spacing w:before="180" w:after="180"/>
+    </w:pPr>
+  </w:style>
+  <w:style w:type="paragraph" w:customStyle="1" w:styleId="FirstParagraph">
+    <w:name w:val="First Paragraph"/>
+    <w:basedOn w:val="Corpodetexto"/>
+    <w:next w:val="Corpodetexto"/>
+    <w:qFormat/>
+  </w:style>
+  <w:style w:type="paragraph" w:customStyle="1" w:styleId="Compact">
+    <w:name w:val="Compact"/>
+    <w:basedOn w:val="Corpodetexto"/>
+    <w:qFormat/>
+    <w:pPr>
+      <w:spacing w:before="36" w:after="36"/>
+    </w:pPr>
+  </w:style>
+  <w:style w:type="paragraph" w:styleId="Ttulo">
+    <w:name w:val="Title"/>
+    <w:basedOn w:val="Normal"/>
+    <w:next w:val="Corpodetexto"/>
+    <w:qFormat/>
+    <w:pPr>
+      <w:keepNext/>
+      <w:keepLines/>
+      <w:spacing w:before="480" w:after="240"/>
+      <w:jc w:val="center"/>
+    </w:pPr>
+    <w:rPr>
+      <w:rFonts w:asciiTheme="majorHAnsi" w:eastAsiaTheme="majorEastAsia" w:hAnsiTheme="majorHAnsi" w:cstheme="majorBidi"/>
+      <w:b/>
+      <w:bCs/>
+      <w:color w:val="345A8A" w:themeColor="accent1" w:themeShade="B5"/>
+      <w:sz w:val="36"/>
+      <w:szCs w:val="36"/>
+    </w:rPr>
+  </w:style>
+  <w:style w:type="paragraph" w:styleId="Subttulo">
+    <w:name w:val="Subtitle"/>
+    <w:basedOn w:val="Ttulo"/>
+    <w:next w:val="Corpodetexto"/>
+    <w:qFormat/>
+    <w:pPr>
+      <w:spacing w:before="240"/>
+    </w:pPr>
+    <w:rPr>
+      <w:sz w:val="30"/>
+      <w:szCs w:val="30"/>
+    </w:rPr>
+  </w:style>
+  <w:style w:type="paragraph" w:customStyle="1" w:styleId="Author">
+    <w:name w:val="Author"/>
+    <w:next w:val="Corpodetexto"/>
+    <w:qFormat/>
+    <w:pPr>
+      <w:keepNext/>
+      <w:keepLines/>
+      <w:jc w:val="center"/>
+    </w:pPr>
+  </w:style>
+  <w:style w:type="paragraph" w:styleId="Data">
+    <w:name w:val="Date"/>
+    <w:next w:val="Corpodetexto"/>
+    <w:qFormat/>
+    <w:pPr>
+      <w:keepNext/>
+      <w:keepLines/>
+      <w:jc w:val="center"/>
+    </w:pPr>
+  </w:style>
+  <w:style w:type="paragraph" w:customStyle="1" w:styleId="AbstractTitle">
+    <w:name w:val="Abstract Title"/>
+    <w:basedOn w:val="Normal"/>
+    <w:next w:val="Abstract"/>
+    <w:qFormat/>
+    <w:pPr>
+      <w:keepNext/>
+      <w:keepLines/>
+      <w:spacing w:before="300" w:after="0"/>
+      <w:jc w:val="center"/>
+    </w:pPr>
+    <w:rPr>
+      <w:b/>
+      <w:color w:val="345A8A"/>
+      <w:sz w:val="20"/>
+      <w:szCs w:val="20"/>
+    </w:rPr>
+  </w:style>
+  <w:style w:type="paragraph" w:customStyle="1" w:styleId="Abstract">
+    <w:name w:val="Abstract"/>
+    <w:basedOn w:val="Normal"/>
+    <w:next w:val="Corpodetexto"/>
+    <w:qFormat/>
+    <w:pPr>
+      <w:keepNext/>
+      <w:keepLines/>
+      <w:spacing w:before="100" w:after="300"/>
+    </w:pPr>
+    <w:rPr>
+      <w:sz w:val="20"/>
+      <w:szCs w:val="20"/>
+    </w:rPr>
+  </w:style>
+  <w:style w:type="paragraph" w:styleId="Bibliografia">
+    <w:name w:val="Bibliography"/>
+    <w:basedOn w:val="Normal"/>
+    <w:qFormat/>
+  </w:style>
+  <w:style w:type="paragraph" w:styleId="Textoembloco">
+    <w:name w:val="Block Text"/>
+    <w:basedOn w:val="Corpodetexto"/>
+    <w:next w:val="Corpodetexto"/>
+    <w:uiPriority w:val="9"/>
+    <w:unhideWhenUsed/>
+    <w:qFormat/>
+    <w:pPr>
+      <w:spacing w:before="100" w:after="100"/>
+      <w:ind w:left="480" w:right="480"/>
+    </w:pPr>
+  </w:style>
+  <w:style w:type="paragraph" w:styleId="Textodenotaderodap">
+    <w:name w:val="footnote text"/>
+    <w:basedOn w:val="Normal"/>
+    <w:uiPriority w:val="9"/>
+    <w:unhideWhenUsed/>
+    <w:qFormat/>
+  </w:style>
+  <w:style w:type="table" w:customStyle="1" w:styleId="Table">
+    <w:name w:val="Table"/>
+    <w:semiHidden/>
+    <w:unhideWhenUsed/>
+    <w:qFormat/>
+    <w:tblPr>
+      <w:tblInd w:w="0" w:type="dxa"/>
+      <w:tblCellMar>
+        <w:top w:w="0" w:type="dxa"/>
+        <w:left w:w="108" w:type="dxa"/>
+        <w:bottom w:w="0" w:type="dxa"/>
+        <w:right w:w="108" w:type="dxa"/>
+      </w:tblCellMar>
+    </w:tblPr>
+    <w:tblStylePr w:type="firstRow">
+      <w:tblPr>
+        <w:jc w:val="left"/>
+      </w:tblPr>
+      <w:trPr>
+        <w:jc w:val="left"/>
+      </w:trPr>
+      <w:tcPr>
+        <w:tcBorders>
+          <w:bottom w:val="single" w:sz="0" w:space="0" w:color="auto"/>
+        </w:tcBorders>
+        <w:vAlign w:val="bottom"/>
+      </w:tcPr>
+    </w:tblStylePr>
+  </w:style>
+  <w:style w:type="paragraph" w:customStyle="1" w:styleId="DefinitionTerm">
+    <w:name w:val="Definition Term"/>
+    <w:basedOn w:val="Normal"/>
+    <w:next w:val="Definition"/>
+    <w:pPr>
+      <w:keepNext/>
+      <w:keepLines/>
+      <w:spacing w:after="0"/>
+    </w:pPr>
+    <w:rPr>
+      <w:b/>
+    </w:rPr>
+  </w:style>
+  <w:style w:type="paragraph" w:customStyle="1" w:styleId="Definition">
+    <w:name w:val="Definition"/>
+    <w:basedOn w:val="Normal"/>
+  </w:style>
+  <w:style w:type="paragraph" w:styleId="Legenda">
+    <w:name w:val="caption"/>
+    <w:basedOn w:val="Normal"/>
+    <w:link w:val="LegendaChar"/>
+    <w:pPr>
+      <w:spacing w:after="120"/>
+    </w:pPr>
+    <w:rPr>
+      <w:i/>
+    </w:rPr>
+  </w:style>
+  <w:style w:type="paragraph" w:customStyle="1" w:styleId="TableCaption">
+    <w:name w:val="Table Caption"/>
+    <w:basedOn w:val="Legenda"/>
+    <w:pPr>
+      <w:keepNext/>
+    </w:pPr>
+  </w:style>
+  <w:style w:type="paragraph" w:customStyle="1" w:styleId="ImageCaption">
+    <w:name w:val="Image Caption"/>
+    <w:basedOn w:val="Legenda"/>
+  </w:style>
+  <w:style w:type="paragraph" w:customStyle="1" w:styleId="Figure">
+    <w:name w:val="Figure"/>
+    <w:basedOn w:val="Normal"/>
+  </w:style>
+  <w:style w:type="paragraph" w:customStyle="1" w:styleId="CaptionedFigure">
+    <w:name w:val="Captioned Figure"/>
+    <w:basedOn w:val="Figure"/>
+    <w:pPr>
+      <w:keepNext/>
+    </w:pPr>
+  </w:style>
+  <w:style w:type="character" w:customStyle="1" w:styleId="LegendaChar">
+    <w:name w:val="Legenda Char"/>
+    <w:basedOn w:val="Fontepargpadro"/>
+    <w:link w:val="Legenda"/>
+  </w:style>
+  <w:style w:type="character" w:customStyle="1" w:styleId="VerbatimChar">
+    <w:name w:val="Verbatim Char"/>
+    <w:basedOn w:val="LegendaChar"/>
+    <w:link w:val="SourceCode"/>
+    <w:rPr>
+      <w:rFonts w:ascii="Consolas" w:hAnsi="Consolas"/>
+      <w:sz w:val="22"/>
+    </w:rPr>
+  </w:style>
+  <w:style w:type="character" w:customStyle="1" w:styleId="SectionNumber">
+    <w:name w:val="Section Number"/>
+    <w:basedOn w:val="LegendaChar"/>
+  </w:style>
+  <w:style w:type="character" w:styleId="Refdenotaderodap">
+    <w:name w:val="footnote reference"/>
+    <w:basedOn w:val="LegendaChar"/>
+    <w:rPr>
+      <w:vertAlign w:val="superscript"/>
+    </w:rPr>
+  </w:style>
+  <w:style w:type="character" w:styleId="Hyperlink">
+    <w:name w:val="Hyperlink"/>
+    <w:basedOn w:val="LegendaChar"/>
+    <w:uiPriority w:val="99"/>
+    <w:rPr>
+      <w:color w:val="4F81BD" w:themeColor="accent1"/>
+    </w:rPr>
+  </w:style>
+  <w:style w:type="paragraph" w:styleId="CabealhodoSumrio">
+    <w:name w:val="TOC Heading"/>
+    <w:basedOn w:val="Ttulo1"/>
+    <w:next w:val="Corpodetexto"/>
+    <w:uiPriority w:val="39"/>
+    <w:unhideWhenUsed/>
+    <w:qFormat/>
+    <w:pPr>
+      <w:spacing w:before="240" w:line="259" w:lineRule="auto"/>
+      <w:outlineLvl w:val="9"/>
+    </w:pPr>
+    <w:rPr>
+      <w:b w:val="0"/>
+      <w:bCs w:val="0"/>
+      <w:color w:val="365F91" w:themeColor="accent1" w:themeShade="BF"/>
+    </w:rPr>
+  </w:style>
+  <w:style w:type="paragraph" w:customStyle="1" w:styleId="SourceCode">
+    <w:name w:val="Source Code"/>
+    <w:basedOn w:val="Normal"/>
+    <w:link w:val="VerbatimChar"/>
+    <w:pPr>
+      <w:wordWrap w:val="0"/>
+    </w:pPr>
+  </w:style>
+  <w:style w:type="character" w:customStyle="1" w:styleId="KeywordTok">
+    <w:name w:val="KeywordTok"/>
+    <w:basedOn w:val="VerbatimChar"/>
+    <w:rPr>
+      <w:rFonts w:ascii="Consolas" w:hAnsi="Consolas"/>
+      <w:b/>
+      <w:color w:val="007020"/>
+      <w:sz w:val="22"/>
+    </w:rPr>
+  </w:style>
+  <w:style w:type="character" w:customStyle="1" w:styleId="DataTypeTok">
+    <w:name w:val="DataTypeTok"/>
+    <w:basedOn w:val="VerbatimChar"/>
+    <w:rPr>
+      <w:rFonts w:ascii="Consolas" w:hAnsi="Consolas"/>
+      <w:color w:val="902000"/>
+      <w:sz w:val="22"/>
+    </w:rPr>
+  </w:style>
+  <w:style w:type="character" w:customStyle="1" w:styleId="DecValTok">
+    <w:name w:val="DecValTok"/>
+    <w:basedOn w:val="VerbatimChar"/>
+    <w:rPr>
+      <w:rFonts w:ascii="Consolas" w:hAnsi="Consolas"/>
+      <w:color w:val="40A070"/>
+      <w:sz w:val="22"/>
+    </w:rPr>
+  </w:style>
+  <w:style w:type="character" w:customStyle="1" w:styleId="BaseNTok">
+    <w:name w:val="BaseNTok"/>
+    <w:basedOn w:val="VerbatimChar"/>
+    <w:rPr>
+      <w:rFonts w:ascii="Consolas" w:hAnsi="Consolas"/>
+      <w:color w:val="40A070"/>
+      <w:sz w:val="22"/>
+    </w:rPr>
+  </w:style>
+  <w:style w:type="character" w:customStyle="1" w:styleId="FloatTok">
+    <w:name w:val="FloatTok"/>
+    <w:basedOn w:val="VerbatimChar"/>
+    <w:rPr>
+      <w:rFonts w:ascii="Consolas" w:hAnsi="Consolas"/>
+      <w:color w:val="40A070"/>
+      <w:sz w:val="22"/>
+    </w:rPr>
+  </w:style>
+  <w:style w:type="character" w:customStyle="1" w:styleId="ConstantTok">
+    <w:name w:val="ConstantTok"/>
+    <w:basedOn w:val="VerbatimChar"/>
+    <w:rPr>
+      <w:rFonts w:ascii="Consolas" w:hAnsi="Consolas"/>
+      <w:color w:val="880000"/>
+      <w:sz w:val="22"/>
+    </w:rPr>
+  </w:style>
+  <w:style w:type="character" w:customStyle="1" w:styleId="CharTok">
+    <w:name w:val="CharTok"/>
+    <w:basedOn w:val="VerbatimChar"/>
+    <w:rPr>
+      <w:rFonts w:ascii="Consolas" w:hAnsi="Consolas"/>
+      <w:color w:val="4070A0"/>
+      <w:sz w:val="22"/>
+    </w:rPr>
+  </w:style>
+  <w:style w:type="character" w:customStyle="1" w:styleId="SpecialCharTok">
+    <w:name w:val="SpecialCharTok"/>
+    <w:basedOn w:val="VerbatimChar"/>
+    <w:rPr>
+      <w:rFonts w:ascii="Consolas" w:hAnsi="Consolas"/>
+      <w:color w:val="4070A0"/>
+      <w:sz w:val="22"/>
+    </w:rPr>
+  </w:style>
+  <w:style w:type="character" w:customStyle="1" w:styleId="StringTok">
+    <w:name w:val="StringTok"/>
+    <w:basedOn w:val="VerbatimChar"/>
+    <w:rPr>
+      <w:rFonts w:ascii="Consolas" w:hAnsi="Consolas"/>
+      <w:color w:val="4070A0"/>
+      <w:sz w:val="22"/>
+    </w:rPr>
+  </w:style>
+  <w:style w:type="character" w:customStyle="1" w:styleId="VerbatimStringTok">
+    <w:name w:val="VerbatimStringTok"/>
+    <w:basedOn w:val="VerbatimChar"/>
+    <w:rPr>
+      <w:rFonts w:ascii="Consolas" w:hAnsi="Consolas"/>
+      <w:color w:val="4070A0"/>
+      <w:sz w:val="22"/>
+    </w:rPr>
+  </w:style>
+  <w:style w:type="character" w:customStyle="1" w:styleId="SpecialStringTok">
+    <w:name w:val="SpecialStringTok"/>
+    <w:basedOn w:val="VerbatimChar"/>
+    <w:rPr>
+      <w:rFonts w:ascii="Consolas" w:hAnsi="Consolas"/>
+      <w:color w:val="BB6688"/>
+      <w:sz w:val="22"/>
+    </w:rPr>
+  </w:style>
+  <w:style w:type="character" w:customStyle="1" w:styleId="ImportTok">
+    <w:name w:val="ImportTok"/>
+    <w:basedOn w:val="VerbatimChar"/>
+    <w:rPr>
+      <w:rFonts w:ascii="Consolas" w:hAnsi="Consolas"/>
+      <w:b/>
+      <w:color w:val="008000"/>
+      <w:sz w:val="22"/>
+    </w:rPr>
+  </w:style>
+  <w:style w:type="character" w:customStyle="1" w:styleId="CommentTok">
+    <w:name w:val="CommentTok"/>
+    <w:basedOn w:val="VerbatimChar"/>
+    <w:rPr>
+      <w:rFonts w:ascii="Consolas" w:hAnsi="Consolas"/>
+      <w:i/>
+      <w:color w:val="60A0B0"/>
+      <w:sz w:val="22"/>
+    </w:rPr>
+  </w:style>
+  <w:style w:type="character" w:customStyle="1" w:styleId="DocumentationTok">
+    <w:name w:val="DocumentationTok"/>
+    <w:basedOn w:val="VerbatimChar"/>
+    <w:rPr>
+      <w:rFonts w:ascii="Consolas" w:hAnsi="Consolas"/>
+      <w:i/>
+      <w:color w:val="BA2121"/>
+      <w:sz w:val="22"/>
+    </w:rPr>
+  </w:style>
+  <w:style w:type="character" w:customStyle="1" w:styleId="AnnotationTok">
+    <w:name w:val="AnnotationTok"/>
+    <w:basedOn w:val="VerbatimChar"/>
+    <w:rPr>
+      <w:rFonts w:ascii="Consolas" w:hAnsi="Consolas"/>
+      <w:b/>
+      <w:i/>
+      <w:color w:val="60A0B0"/>
+      <w:sz w:val="22"/>
+    </w:rPr>
+  </w:style>
+  <w:style w:type="character" w:customStyle="1" w:styleId="CommentVarTok">
+    <w:name w:val="CommentVarTok"/>
+    <w:basedOn w:val="VerbatimChar"/>
+    <w:rPr>
+      <w:rFonts w:ascii="Consolas" w:hAnsi="Consolas"/>
+      <w:b/>
+      <w:i/>
+      <w:color w:val="60A0B0"/>
+      <w:sz w:val="22"/>
+    </w:rPr>
+  </w:style>
+  <w:style w:type="character" w:customStyle="1" w:styleId="OtherTok">
+    <w:name w:val="OtherTok"/>
+    <w:basedOn w:val="VerbatimChar"/>
+    <w:rPr>
+      <w:rFonts w:ascii="Consolas" w:hAnsi="Consolas"/>
+      <w:color w:val="007020"/>
+      <w:sz w:val="22"/>
+    </w:rPr>
+  </w:style>
+  <w:style w:type="character" w:customStyle="1" w:styleId="FunctionTok">
+    <w:name w:val="FunctionTok"/>
+    <w:basedOn w:val="VerbatimChar"/>
+    <w:rPr>
+      <w:rFonts w:ascii="Consolas" w:hAnsi="Consolas"/>
+      <w:color w:val="06287E"/>
+      <w:sz w:val="22"/>
+    </w:rPr>
+  </w:style>
+  <w:style w:type="character" w:customStyle="1" w:styleId="VariableTok">
+    <w:name w:val="VariableTok"/>
+    <w:basedOn w:val="VerbatimChar"/>
+    <w:rPr>
+      <w:rFonts w:ascii="Consolas" w:hAnsi="Consolas"/>
+      <w:color w:val="19177C"/>
+      <w:sz w:val="22"/>
+    </w:rPr>
+  </w:style>
+  <w:style w:type="character" w:customStyle="1" w:styleId="ControlFlowTok">
+    <w:name w:val="ControlFlowTok"/>
+    <w:basedOn w:val="VerbatimChar"/>
+    <w:rPr>
+      <w:rFonts w:ascii="Consolas" w:hAnsi="Consolas"/>
+      <w:b/>
+      <w:color w:val="007020"/>
+      <w:sz w:val="22"/>
+    </w:rPr>
+  </w:style>
+  <w:style w:type="character" w:customStyle="1" w:styleId="OperatorTok">
+    <w:name w:val="OperatorTok"/>
+    <w:basedOn w:val="VerbatimChar"/>
+    <w:rPr>
+      <w:rFonts w:ascii="Consolas" w:hAnsi="Consolas"/>
+      <w:color w:val="666666"/>
+      <w:sz w:val="22"/>
+    </w:rPr>
+  </w:style>
+  <w:style w:type="character" w:customStyle="1" w:styleId="BuiltInTok">
+    <w:name w:val="BuiltInTok"/>
+    <w:basedOn w:val="VerbatimChar"/>
+    <w:rPr>
+      <w:rFonts w:ascii="Consolas" w:hAnsi="Consolas"/>
+      <w:color w:val="008000"/>
+      <w:sz w:val="22"/>
+    </w:rPr>
+  </w:style>
+  <w:style w:type="character" w:customStyle="1" w:styleId="ExtensionTok">
+    <w:name w:val="ExtensionTok"/>
+    <w:basedOn w:val="VerbatimChar"/>
+    <w:rPr>
+      <w:rFonts w:ascii="Consolas" w:hAnsi="Consolas"/>
+      <w:sz w:val="22"/>
+    </w:rPr>
+  </w:style>
+  <w:style w:type="character" w:customStyle="1" w:styleId="PreprocessorTok">
+    <w:name w:val="PreprocessorTok"/>
+    <w:basedOn w:val="VerbatimChar"/>
+    <w:rPr>
+      <w:rFonts w:ascii="Consolas" w:hAnsi="Consolas"/>
+      <w:color w:val="BC7A00"/>
+      <w:sz w:val="22"/>
+    </w:rPr>
+  </w:style>
+  <w:style w:type="character" w:customStyle="1" w:styleId="AttributeTok">
+    <w:name w:val="AttributeTok"/>
+    <w:basedOn w:val="VerbatimChar"/>
+    <w:rPr>
+      <w:rFonts w:ascii="Consolas" w:hAnsi="Consolas"/>
+      <w:color w:val="7D9029"/>
+      <w:sz w:val="22"/>
+    </w:rPr>
+  </w:style>
+  <w:style w:type="character" w:customStyle="1" w:styleId="RegionMarkerTok">
+    <w:name w:val="RegionMarkerTok"/>
+    <w:basedOn w:val="VerbatimChar"/>
+    <w:rPr>
+      <w:rFonts w:ascii="Consolas" w:hAnsi="Consolas"/>
+      <w:sz w:val="22"/>
+    </w:rPr>
+  </w:style>
+  <w:style w:type="character" w:customStyle="1" w:styleId="InformationTok">
+    <w:name w:val="InformationTok"/>
+    <w:basedOn w:val="VerbatimChar"/>
+    <w:rPr>
+      <w:rFonts w:ascii="Consolas" w:hAnsi="Consolas"/>
+      <w:b/>
+      <w:i/>
+      <w:color w:val="60A0B0"/>
+      <w:sz w:val="22"/>
+    </w:rPr>
+  </w:style>
+  <w:style w:type="character" w:customStyle="1" w:styleId="WarningTok">
+    <w:name w:val="WarningTok"/>
+    <w:basedOn w:val="VerbatimChar"/>
+    <w:rPr>
+      <w:rFonts w:ascii="Consolas" w:hAnsi="Consolas"/>
+      <w:b/>
+      <w:i/>
+      <w:color w:val="60A0B0"/>
+      <w:sz w:val="22"/>
+    </w:rPr>
+  </w:style>
+  <w:style w:type="character" w:customStyle="1" w:styleId="AlertTok">
+    <w:name w:val="AlertTok"/>
+    <w:basedOn w:val="VerbatimChar"/>
+    <w:rPr>
+      <w:rFonts w:ascii="Consolas" w:hAnsi="Consolas"/>
+      <w:b/>
+      <w:color w:val="FF0000"/>
+      <w:sz w:val="22"/>
+    </w:rPr>
+  </w:style>
+  <w:style w:type="character" w:customStyle="1" w:styleId="ErrorTok">
+    <w:name w:val="ErrorTok"/>
+    <w:basedOn w:val="VerbatimChar"/>
+    <w:rPr>
+      <w:rFonts w:ascii="Consolas" w:hAnsi="Consolas"/>
+      <w:b/>
+      <w:color w:val="FF0000"/>
+      <w:sz w:val="22"/>
+    </w:rPr>
+  </w:style>
+  <w:style w:type="character" w:customStyle="1" w:styleId="NormalTok">
+    <w:name w:val="NormalTok"/>
+    <w:basedOn w:val="VerbatimChar"/>
+    <w:rPr>
+      <w:rFonts w:ascii="Consolas" w:hAnsi="Consolas"/>
+      <w:sz w:val="22"/>
+    </w:rPr>
+  </w:style>
+  <w:style w:type="paragraph" w:styleId="Sumrio1">
+    <w:name w:val="toc 1"/>
+    <w:basedOn w:val="Normal"/>
+    <w:next w:val="Normal"/>
+    <w:autoRedefine/>
+    <w:uiPriority w:val="39"/>
+    <w:rsid w:val="00C44609"/>
+    <w:pPr>
+      <w:spacing w:after="100"/>
+    </w:pPr>
+  </w:style>
+  <w:style w:type="paragraph" w:styleId="Sumrio2">
+    <w:name w:val="toc 2"/>
+    <w:basedOn w:val="Normal"/>
+    <w:next w:val="Normal"/>
+    <w:autoRedefine/>
+    <w:uiPriority w:val="39"/>
+    <w:rsid w:val="00C44609"/>
+    <w:pPr>
+      <w:spacing w:after="100"/>
+      <w:ind w:left="240"/>
+    </w:pPr>
+  </w:style>
+  <w:style w:type="paragraph" w:styleId="Textodebalo">
+    <w:name w:val="Balloon Text"/>
+    <w:basedOn w:val="Normal"/>
+    <w:link w:val="TextodebaloChar"/>
+    <w:rsid w:val="00C44609"/>
+    <w:pPr>
+      <w:spacing w:after="0"/>
+    </w:pPr>
+    <w:rPr>
+      <w:rFonts w:ascii="Tahoma" w:hAnsi="Tahoma" w:cs="Tahoma"/>
+      <w:sz w:val="16"/>
+      <w:szCs w:val="16"/>
+    </w:rPr>
+  </w:style>
+  <w:style w:type="character" w:customStyle="1" w:styleId="TextodebaloChar">
+    <w:name w:val="Texto de balão Char"/>
+    <w:basedOn w:val="Fontepargpadro"/>
+    <w:link w:val="Textodebalo"/>
+    <w:rsid w:val="00C44609"/>
+    <w:rPr>
+      <w:rFonts w:ascii="Tahoma" w:hAnsi="Tahoma" w:cs="Tahoma"/>
+      <w:sz w:val="16"/>
+      <w:szCs w:val="16"/>
+    </w:rPr>
   </w:style>
 </w:styles>
 </file>
